--- a/nn/Lab1.docx
+++ b/nn/Lab1.docx
@@ -6,40 +6,36 @@
       <w:pPr>
         <w:spacing w:after="143" w:line="259" w:lineRule="auto"/>
         <w:ind w:left="0" w:right="0" w:firstLine="0"/>
+        <w:rPr>
+          <w:sz w:val="24"/>
+          <w:szCs w:val="22"/>
+        </w:rPr>
+      </w:pPr>
+      <w:r>
+        <w:rPr>
+          <w:b/>
+          <w:sz w:val="32"/>
+          <w:szCs w:val="22"/>
+        </w:rPr>
+        <w:t xml:space="preserve">LAB 1: BASIC NEURON MODEL </w:t>
+      </w:r>
+    </w:p>
+    <w:p>
+      <w:pPr>
+        <w:spacing w:after="207" w:line="259" w:lineRule="auto"/>
+        <w:ind w:right="0"/>
+        <w:rPr>
+          <w:sz w:val="24"/>
+          <w:szCs w:val="22"/>
+        </w:rPr>
       </w:pPr>
       <w:r>
         <w:rPr>
           <w:b/>
           <w:sz w:val="28"/>
-        </w:rPr>
-        <w:t xml:space="preserve">Lab 1: </w:t>
-      </w:r>
-      <w:r>
-        <w:rPr>
-          <w:b/>
-          <w:sz w:val="28"/>
-        </w:rPr>
-        <w:t>BASIC NEURON MODEL</w:t>
-      </w:r>
-      <w:r>
-        <w:rPr>
-          <w:b/>
-          <w:sz w:val="28"/>
-        </w:rPr>
-        <w:t xml:space="preserve"> </w:t>
-      </w:r>
-    </w:p>
-    <w:p>
-      <w:pPr>
-        <w:spacing w:after="207" w:line="259" w:lineRule="auto"/>
-        <w:ind w:right="0"/>
-      </w:pPr>
-      <w:r>
-        <w:rPr>
-          <w:b/>
-          <w:sz w:val="24"/>
-        </w:rPr>
-        <w:t xml:space="preserve">Objectives: </w:t>
+          <w:szCs w:val="22"/>
+        </w:rPr>
+        <w:t xml:space="preserve">OBJECTIVES: </w:t>
       </w:r>
     </w:p>
     <w:p>
@@ -60,39 +56,7 @@
         <w:rPr>
           <w:sz w:val="24"/>
         </w:rPr>
-        <w:t>I</w:t>
-      </w:r>
-      <w:r>
-        <w:rPr>
-          <w:sz w:val="24"/>
-        </w:rPr>
-        <w:t>mplement a basic artificial neuron with selectable activation functions (sigmoid, tanh,</w:t>
-      </w:r>
-      <w:r>
-        <w:rPr>
-          <w:sz w:val="24"/>
-        </w:rPr>
-        <w:t xml:space="preserve"> </w:t>
-      </w:r>
-      <w:proofErr w:type="spellStart"/>
-      <w:r>
-        <w:rPr>
-          <w:sz w:val="24"/>
-        </w:rPr>
-        <w:t>ReLU</w:t>
-      </w:r>
-      <w:proofErr w:type="spellEnd"/>
-      <w:r>
-        <w:rPr>
-          <w:sz w:val="24"/>
-        </w:rPr>
-        <w:t>) and observe its output on sample inputs.</w:t>
-      </w:r>
-      <w:r>
-        <w:rPr>
-          <w:sz w:val="24"/>
-        </w:rPr>
-        <w:t xml:space="preserve"> </w:t>
+        <w:t xml:space="preserve">Implement a basic artificial neuron with selectable activation functions (sigmoid, tanh, ReLU) and observe its output on sample inputs. </w:t>
       </w:r>
     </w:p>
     <w:p>
@@ -113,13 +77,7 @@
         <w:rPr>
           <w:sz w:val="24"/>
         </w:rPr>
-        <w:t>Visualize and compare common activation functions.</w:t>
-      </w:r>
-      <w:r>
-        <w:rPr>
-          <w:sz w:val="24"/>
-        </w:rPr>
-        <w:t xml:space="preserve"> </w:t>
+        <w:t xml:space="preserve">Visualize and compare common activation functions. </w:t>
       </w:r>
     </w:p>
     <w:p>
@@ -152,15 +110,72 @@
     </w:p>
     <w:p>
       <w:pPr>
+        <w:pStyle w:val="ListParagraph"/>
+        <w:spacing w:after="124" w:line="269" w:lineRule="auto"/>
+        <w:ind w:left="740" w:right="29" w:firstLine="0"/>
+        <w:jc w:val="both"/>
+        <w:rPr>
+          <w:sz w:val="24"/>
+        </w:rPr>
+      </w:pPr>
+    </w:p>
+    <w:p>
+      <w:pPr>
         <w:spacing w:after="180" w:line="259" w:lineRule="auto"/>
         <w:ind w:right="0"/>
+        <w:rPr>
+          <w:sz w:val="24"/>
+          <w:szCs w:val="22"/>
+        </w:rPr>
       </w:pPr>
       <w:r>
         <w:rPr>
           <w:b/>
-          <w:sz w:val="24"/>
-        </w:rPr>
-        <w:t xml:space="preserve">Theory: </w:t>
+          <w:sz w:val="28"/>
+          <w:szCs w:val="22"/>
+        </w:rPr>
+        <w:t xml:space="preserve">THEORY: </w:t>
+      </w:r>
+    </w:p>
+    <w:p>
+      <w:pPr>
+        <w:pStyle w:val="NormalWeb"/>
+      </w:pPr>
+      <w:r>
+        <w:t>An artificial neuron computes a weighted sum of inputs and adds a bias, z = wᵀx + b, then applies an activation function to produce the output. Activation introduces non-linearity, enabling the network to model complex patterns.</w:t>
+      </w:r>
+    </w:p>
+    <w:p>
+      <w:pPr>
+        <w:pStyle w:val="NormalWeb"/>
+      </w:pPr>
+      <w:r>
+        <w:t>This lab uses sigmoid, tanh, and ReLU activations. Sigmoid outputs values in (0,1) but can cause vanishing gradients. Tanh outputs values in (−1,1) and converges faster due to zero-centering. ReLU outputs max(0,x), reducing gradient issues but may create dead neurons. Sigmoid inputs are clipped for numerical stability.</w:t>
+      </w:r>
+    </w:p>
+    <w:p>
+      <w:pPr>
+        <w:pStyle w:val="NormalWeb"/>
+      </w:pPr>
+      <w:r>
+        <w:t xml:space="preserve">A single hidden layer feedforward network is used. Forward propagation computes </w:t>
+      </w:r>
+      <w:r>
+        <w:t>Z₁ = XW₁ + b₁, A₁ = sigmoid(Z₁), then Z₂ = A₁W₂ + b₂ to produce the output.</w:t>
+      </w:r>
+      <w:r>
+        <w:t xml:space="preserve"> A</w:t>
+      </w:r>
+      <w:r>
+        <w:rPr>
+          <w:sz w:val="22"/>
+          <w:szCs w:val="22"/>
+          <w:vertAlign w:val="subscript"/>
+        </w:rPr>
+        <w:t>2</w:t>
+      </w:r>
+      <w:r>
+        <w:t>. Weights are initialized with small random values and biases are set to zero. The lab focuses only on forward propagation, without training or backpropagation.</w:t>
       </w:r>
     </w:p>
     <w:p>
@@ -168,106 +183,7 @@
         <w:spacing w:after="167" w:line="269" w:lineRule="auto"/>
         <w:ind w:left="355" w:right="29"/>
         <w:jc w:val="both"/>
-        <w:rPr>
-          <w:sz w:val="24"/>
-        </w:rPr>
-      </w:pPr>
-      <w:r>
-        <w:rPr>
-          <w:sz w:val="24"/>
-        </w:rPr>
-        <w:t xml:space="preserve">An artificial neuron computes a weighted sum of its inputs and adds a bias to form a pre-activation value z = </w:t>
-      </w:r>
-      <w:proofErr w:type="spellStart"/>
-      <w:r>
-        <w:rPr>
-          <w:sz w:val="24"/>
-        </w:rPr>
-        <w:t>w</w:t>
-      </w:r>
-      <w:r>
-        <w:rPr>
-          <w:sz w:val="24"/>
-          <w:vertAlign w:val="superscript"/>
-        </w:rPr>
-        <w:t>T</w:t>
-      </w:r>
-      <w:proofErr w:type="spellEnd"/>
-      <w:r>
-        <w:rPr>
-          <w:sz w:val="24"/>
-        </w:rPr>
-        <w:t xml:space="preserve"> x + b, which is then passed through a nonlinear activation function to produce the final output. The choice of activation introduces nonlinearity and strongly influences learning dynamics and representational capacity. In this lab, three common activations are used. The sigmoid function σ(x) = 1</w:t>
-      </w:r>
-      <w:proofErr w:type="gramStart"/>
-      <w:r>
-        <w:rPr>
-          <w:sz w:val="24"/>
-        </w:rPr>
-        <w:t>/(</w:t>
-      </w:r>
-      <w:proofErr w:type="gramEnd"/>
-      <w:r>
-        <w:rPr>
-          <w:sz w:val="24"/>
-        </w:rPr>
-        <w:t xml:space="preserve">1 + e^(−x)) maps real inputs to (0, 1) and is often interpreted as a probability; however, it saturates at the extremes, which can lead to vanishing gradients. The tanh function is similarly sigmoidal but zero-centered in (−1, 1), offering symmetric saturation and often faster convergence than sigmoid in some settings. The </w:t>
-      </w:r>
-      <w:proofErr w:type="spellStart"/>
-      <w:r>
-        <w:rPr>
-          <w:sz w:val="24"/>
-        </w:rPr>
-        <w:t>ReLU</w:t>
-      </w:r>
-      <w:proofErr w:type="spellEnd"/>
-      <w:r>
-        <w:rPr>
-          <w:sz w:val="24"/>
-        </w:rPr>
-        <w:t xml:space="preserve"> function, </w:t>
-      </w:r>
-      <w:proofErr w:type="spellStart"/>
-      <w:r>
-        <w:rPr>
-          <w:sz w:val="24"/>
-        </w:rPr>
-        <w:t>ReLU</w:t>
-      </w:r>
-      <w:proofErr w:type="spellEnd"/>
-      <w:r>
-        <w:rPr>
-          <w:sz w:val="24"/>
-        </w:rPr>
-        <w:t xml:space="preserve">(x) = </w:t>
-      </w:r>
-      <w:proofErr w:type="gramStart"/>
-      <w:r>
-        <w:rPr>
-          <w:sz w:val="24"/>
-        </w:rPr>
-        <w:t>max(</w:t>
-      </w:r>
-      <w:proofErr w:type="gramEnd"/>
-      <w:r>
-        <w:rPr>
-          <w:sz w:val="24"/>
-        </w:rPr>
-        <w:t>0, x), retains linearity for positive inputs and zeroes out negatives, mitigating vanishing gradients on the positive side but risking “dead” neurons when activations remain negative. For numerical stability, the sigmoid implementation clips its input to prevent overflow in the exponential.</w:t>
-      </w:r>
-    </w:p>
-    <w:p>
-      <w:pPr>
-        <w:spacing w:after="167" w:line="269" w:lineRule="auto"/>
-        <w:ind w:left="355" w:right="29"/>
-        <w:jc w:val="both"/>
-      </w:pPr>
-      <w:r>
-        <w:rPr>
-          <w:sz w:val="24"/>
-        </w:rPr>
-        <w:t>Building upon the single neuron, the simple network here is a one-hidden-layer feedforward model. Given inputs X, the network computes the hidden pre-activation Z1 = XW1 + b1, applies a sigmoid nonlinearity A1 = σ(Z1), then produces output pre-activations Z2 = A1W2 + b2 and final activations A2 = σ(Z2). Weights are initialized from small Gaussian distributions and biases are initialized to zero for the network (the standalone neuron uses random bias). No learning or backpropagation is performed; the focus is purely on forward propagation and understanding how dimensionalities and activations flow through the layers.</w:t>
-      </w:r>
+      </w:pPr>
       <w:r>
         <w:rPr>
           <w:sz w:val="24"/>
@@ -342,47 +258,11 @@
         <w:ind w:right="29" w:hanging="360"/>
         <w:jc w:val="both"/>
       </w:pPr>
-      <w:proofErr w:type="spellStart"/>
       <w:r>
         <w:rPr>
           <w:sz w:val="24"/>
         </w:rPr>
-        <w:t>BasicNeuron.forward</w:t>
-      </w:r>
-      <w:proofErr w:type="spellEnd"/>
-      <w:r>
-        <w:rPr>
-          <w:sz w:val="24"/>
-        </w:rPr>
-        <w:t xml:space="preserve">(inputs): compute z = </w:t>
-      </w:r>
-      <w:proofErr w:type="spellStart"/>
-      <w:r>
-        <w:rPr>
-          <w:sz w:val="24"/>
-        </w:rPr>
-        <w:t>inputs·weights</w:t>
-      </w:r>
-      <w:proofErr w:type="spellEnd"/>
-      <w:r>
-        <w:rPr>
-          <w:sz w:val="24"/>
-        </w:rPr>
-        <w:t xml:space="preserve"> + bias; apply activation f according to the selected mode (sigmoid with clipping, tanh, or </w:t>
-      </w:r>
-      <w:proofErr w:type="spellStart"/>
-      <w:r>
-        <w:rPr>
-          <w:sz w:val="24"/>
-        </w:rPr>
-        <w:t>ReLU</w:t>
-      </w:r>
-      <w:proofErr w:type="spellEnd"/>
-      <w:r>
-        <w:rPr>
-          <w:sz w:val="24"/>
-        </w:rPr>
-        <w:t>); return f(z) (or z if no activation).</w:t>
+        <w:t>BasicNeuron.forward(inputs): compute z = inputs·weights + bias; apply activation f according to the selected mode (sigmoid with clipping, tanh, or ReLU); return f(z) (or z if no activation).</w:t>
       </w:r>
     </w:p>
     <w:p>
@@ -395,19 +275,11 @@
         <w:ind w:right="29" w:hanging="360"/>
         <w:jc w:val="both"/>
       </w:pPr>
-      <w:proofErr w:type="spellStart"/>
       <w:r>
         <w:rPr>
           <w:sz w:val="24"/>
         </w:rPr>
-        <w:t>SimpleNetwork.forward</w:t>
-      </w:r>
-      <w:proofErr w:type="spellEnd"/>
-      <w:r>
-        <w:rPr>
-          <w:sz w:val="24"/>
-        </w:rPr>
-        <w:t>(X): compute Z1 = XW1 + b1, A1 = sigmoid(Z1), Z2 = A1W2 + b2, A2 = sigmoid(Z2); return A2.</w:t>
+        <w:t>SimpleNetwork.forward(X): compute Z1 = XW1 + b1, A1 = sigmoid(Z1), Z2 = A1W2 + b2, A2 = sigmoid(Z2); return A2.</w:t>
       </w:r>
     </w:p>
     <w:p>
@@ -420,7 +292,6 @@
         <w:ind w:right="29" w:hanging="360"/>
         <w:jc w:val="both"/>
       </w:pPr>
-      <w:proofErr w:type="spellStart"/>
       <w:r>
         <w:rPr>
           <w:sz w:val="24"/>
@@ -431,42 +302,7 @@
         <w:rPr>
           <w:sz w:val="24"/>
         </w:rPr>
-        <w:t>lot_activation_</w:t>
-      </w:r>
-      <w:proofErr w:type="gramStart"/>
-      <w:r>
-        <w:rPr>
-          <w:sz w:val="24"/>
-        </w:rPr>
-        <w:t>functions</w:t>
-      </w:r>
-      <w:proofErr w:type="spellEnd"/>
-      <w:r>
-        <w:rPr>
-          <w:sz w:val="24"/>
-        </w:rPr>
-        <w:t>(</w:t>
-      </w:r>
-      <w:proofErr w:type="gramEnd"/>
-      <w:r>
-        <w:rPr>
-          <w:sz w:val="24"/>
-        </w:rPr>
-        <w:t xml:space="preserve">): generate x over [−5, 5], compute curves for sigmoid, tanh, and </w:t>
-      </w:r>
-      <w:proofErr w:type="spellStart"/>
-      <w:r>
-        <w:rPr>
-          <w:sz w:val="24"/>
-        </w:rPr>
-        <w:t>ReLU</w:t>
-      </w:r>
-      <w:proofErr w:type="spellEnd"/>
-      <w:r>
-        <w:rPr>
-          <w:sz w:val="24"/>
-        </w:rPr>
-        <w:t>, and render them on separate subplots.</w:t>
+        <w:t>lot_activation_functions(): generate x over [−5, 5], compute curves for sigmoid, tanh, and ReLU, and render them on separate subplots.</w:t>
       </w:r>
     </w:p>
     <w:p>
@@ -478,1825 +314,822 @@
         <w:spacing w:line="269" w:lineRule="auto"/>
         <w:ind w:right="1103" w:hanging="360"/>
         <w:jc w:val="both"/>
-      </w:pPr>
-      <w:r>
         <w:rPr>
           <w:sz w:val="24"/>
         </w:rPr>
+      </w:pPr>
+      <w:r>
+        <w:rPr>
+          <w:sz w:val="24"/>
+        </w:rPr>
         <w:t>End</w:t>
+      </w:r>
+    </w:p>
+    <w:p>
+      <w:pPr>
+        <w:spacing w:after="160" w:line="278" w:lineRule="auto"/>
+        <w:ind w:left="0" w:right="0" w:firstLine="0"/>
+        <w:rPr>
+          <w:sz w:val="24"/>
+        </w:rPr>
+      </w:pPr>
+      <w:r>
+        <w:rPr>
+          <w:sz w:val="24"/>
+        </w:rPr>
+        <w:br w:type="page"/>
+      </w:r>
+    </w:p>
+    <w:p>
+      <w:pPr>
+        <w:spacing w:line="259" w:lineRule="auto"/>
+        <w:ind w:left="0" w:right="0" w:firstLine="0"/>
+        <w:rPr>
+          <w:b/>
+          <w:sz w:val="28"/>
+          <w:szCs w:val="22"/>
+        </w:rPr>
+      </w:pPr>
+      <w:r>
+        <w:rPr>
+          <w:b/>
+          <w:sz w:val="28"/>
+          <w:szCs w:val="22"/>
+        </w:rPr>
+        <w:lastRenderedPageBreak/>
+        <w:t xml:space="preserve">SOURCE CODE: </w:t>
       </w:r>
     </w:p>
     <w:p>
       <w:pPr>
         <w:spacing w:line="259" w:lineRule="auto"/>
         <w:ind w:right="0"/>
-      </w:pPr>
-      <w:r>
-        <w:rPr>
-          <w:b/>
+        <w:rPr>
           <w:sz w:val="24"/>
-        </w:rPr>
-        <w:lastRenderedPageBreak/>
-        <w:t xml:space="preserve">Code: </w:t>
-      </w:r>
-    </w:p>
-    <w:p>
-      <w:pPr>
-        <w:ind w:left="-5" w:right="2583"/>
-        <w:rPr>
-          <w:b/>
-          <w:sz w:val="24"/>
-        </w:rPr>
-      </w:pPr>
-      <w:r>
-        <w:rPr>
-          <w:b/>
-          <w:sz w:val="24"/>
-        </w:rPr>
-        <w:t>Simple Neuron:</w:t>
-      </w:r>
-    </w:p>
-    <w:p>
-      <w:pPr>
-        <w:ind w:left="-5"/>
-        <w:rPr>
-          <w:bCs/>
-          <w:szCs w:val="20"/>
-        </w:rPr>
-      </w:pPr>
-      <w:r>
-        <w:rPr>
-          <w:bCs/>
-          <w:szCs w:val="20"/>
-        </w:rPr>
-        <w:t xml:space="preserve">import </w:t>
-      </w:r>
-      <w:proofErr w:type="spellStart"/>
-      <w:r>
-        <w:rPr>
-          <w:bCs/>
-          <w:szCs w:val="20"/>
-        </w:rPr>
-        <w:t>numpy</w:t>
-      </w:r>
-      <w:proofErr w:type="spellEnd"/>
-      <w:r>
-        <w:rPr>
-          <w:bCs/>
-          <w:szCs w:val="20"/>
-        </w:rPr>
-        <w:t xml:space="preserve"> as np</w:t>
-      </w:r>
-    </w:p>
-    <w:p>
-      <w:pPr>
-        <w:ind w:left="-5"/>
-        <w:rPr>
-          <w:bCs/>
-          <w:szCs w:val="20"/>
-        </w:rPr>
-      </w:pPr>
-      <w:r>
-        <w:rPr>
-          <w:bCs/>
-          <w:szCs w:val="20"/>
-        </w:rPr>
-        <w:t xml:space="preserve">import </w:t>
-      </w:r>
-      <w:proofErr w:type="spellStart"/>
-      <w:proofErr w:type="gramStart"/>
-      <w:r>
-        <w:rPr>
-          <w:bCs/>
-          <w:szCs w:val="20"/>
-        </w:rPr>
-        <w:t>matplotlib.pyplot</w:t>
-      </w:r>
-      <w:proofErr w:type="spellEnd"/>
-      <w:proofErr w:type="gramEnd"/>
-      <w:r>
-        <w:rPr>
-          <w:bCs/>
-          <w:szCs w:val="20"/>
-        </w:rPr>
-        <w:t xml:space="preserve"> as </w:t>
-      </w:r>
-      <w:proofErr w:type="spellStart"/>
-      <w:r>
-        <w:rPr>
-          <w:bCs/>
-          <w:szCs w:val="20"/>
-        </w:rPr>
-        <w:t>plt</w:t>
-      </w:r>
-      <w:proofErr w:type="spellEnd"/>
-      <w:r>
-        <w:rPr>
-          <w:bCs/>
-          <w:szCs w:val="20"/>
-        </w:rPr>
-        <w:t xml:space="preserve"> </w:t>
-      </w:r>
-    </w:p>
-    <w:p>
-      <w:pPr>
-        <w:ind w:left="-5" w:right="5935"/>
-      </w:pPr>
-      <w:r>
-        <w:t>class Neuron:</w:t>
-      </w:r>
-    </w:p>
-    <w:p>
-      <w:pPr>
-        <w:ind w:left="-5" w:right="63"/>
-      </w:pPr>
-      <w:r>
-        <w:t xml:space="preserve">    def __</w:t>
-      </w:r>
-      <w:proofErr w:type="spellStart"/>
-      <w:r>
-        <w:t>init</w:t>
-      </w:r>
-      <w:proofErr w:type="spellEnd"/>
-      <w:r>
-        <w:t>_</w:t>
-      </w:r>
-      <w:proofErr w:type="gramStart"/>
-      <w:r>
-        <w:t>_(</w:t>
-      </w:r>
-      <w:proofErr w:type="gramEnd"/>
-      <w:r>
-        <w:t xml:space="preserve">self, </w:t>
-      </w:r>
-      <w:proofErr w:type="spellStart"/>
-      <w:r>
-        <w:t>n_inputs</w:t>
-      </w:r>
-      <w:proofErr w:type="spellEnd"/>
-      <w:r>
-        <w:t xml:space="preserve">: int, activation: </w:t>
-      </w:r>
-      <w:proofErr w:type="gramStart"/>
-      <w:r>
-        <w:t>str  '</w:t>
-      </w:r>
-      <w:proofErr w:type="gramEnd"/>
-      <w:r>
-        <w:t>sigmoid'):</w:t>
-      </w:r>
-    </w:p>
-    <w:p>
-      <w:pPr>
-        <w:ind w:left="-5" w:right="3933"/>
-      </w:pPr>
-      <w:r>
-        <w:t xml:space="preserve">        </w:t>
-      </w:r>
-      <w:proofErr w:type="spellStart"/>
-      <w:proofErr w:type="gramStart"/>
-      <w:r>
-        <w:t>self.weights</w:t>
-      </w:r>
-      <w:proofErr w:type="spellEnd"/>
-      <w:proofErr w:type="gramEnd"/>
-      <w:r>
-        <w:t xml:space="preserve"> = </w:t>
-      </w:r>
-      <w:proofErr w:type="spellStart"/>
-      <w:proofErr w:type="gramStart"/>
-      <w:r>
-        <w:t>np.random</w:t>
-      </w:r>
-      <w:proofErr w:type="gramEnd"/>
-      <w:r>
-        <w:t>.randn</w:t>
-      </w:r>
-      <w:proofErr w:type="spellEnd"/>
-      <w:r>
-        <w:t>(</w:t>
-      </w:r>
-      <w:proofErr w:type="spellStart"/>
-      <w:r>
-        <w:t>n_inputs</w:t>
-      </w:r>
-      <w:proofErr w:type="spellEnd"/>
-      <w:r>
-        <w:t>) * 0.5</w:t>
-      </w:r>
-    </w:p>
-    <w:p>
-      <w:pPr>
-        <w:ind w:left="-5" w:right="29"/>
-      </w:pPr>
-      <w:r>
-        <w:t xml:space="preserve">        </w:t>
-      </w:r>
-      <w:proofErr w:type="spellStart"/>
-      <w:proofErr w:type="gramStart"/>
-      <w:r>
-        <w:t>self.bias</w:t>
-      </w:r>
-      <w:proofErr w:type="spellEnd"/>
-      <w:proofErr w:type="gramEnd"/>
-      <w:r>
-        <w:t xml:space="preserve"> = </w:t>
-      </w:r>
-      <w:proofErr w:type="spellStart"/>
-      <w:proofErr w:type="gramStart"/>
-      <w:r>
-        <w:t>np.random</w:t>
-      </w:r>
-      <w:proofErr w:type="gramEnd"/>
-      <w:r>
-        <w:t>.</w:t>
-      </w:r>
-      <w:proofErr w:type="gramStart"/>
-      <w:r>
-        <w:t>rand</w:t>
-      </w:r>
-      <w:proofErr w:type="spellEnd"/>
-      <w:r>
-        <w:t>(</w:t>
-      </w:r>
-      <w:proofErr w:type="gramEnd"/>
-      <w:r>
-        <w:t>) * 0.5</w:t>
-      </w:r>
-    </w:p>
-    <w:p>
-      <w:pPr>
-        <w:ind w:left="-5" w:right="5935"/>
-      </w:pPr>
-      <w:r>
-        <w:t xml:space="preserve">        </w:t>
-      </w:r>
-      <w:proofErr w:type="spellStart"/>
-      <w:proofErr w:type="gramStart"/>
-      <w:r>
-        <w:t>self.activation</w:t>
-      </w:r>
-      <w:proofErr w:type="spellEnd"/>
-      <w:proofErr w:type="gramEnd"/>
-      <w:r>
-        <w:t xml:space="preserve"> = activation</w:t>
-      </w:r>
-    </w:p>
-    <w:p>
-      <w:pPr>
-        <w:ind w:left="-5" w:right="5935"/>
-      </w:pPr>
-    </w:p>
-    <w:p>
-      <w:pPr>
-        <w:ind w:left="-5" w:right="5935"/>
-      </w:pPr>
-      <w:r>
-        <w:t xml:space="preserve">    def </w:t>
-      </w:r>
-      <w:proofErr w:type="gramStart"/>
-      <w:r>
-        <w:t>sigmoid(</w:t>
-      </w:r>
-      <w:proofErr w:type="gramEnd"/>
-      <w:r>
-        <w:t>self, x):</w:t>
-      </w:r>
-    </w:p>
-    <w:p>
-      <w:pPr>
-        <w:ind w:left="-5" w:right="3123"/>
-      </w:pPr>
-      <w:r>
-        <w:t xml:space="preserve">        return 1 / (1 + </w:t>
-      </w:r>
-      <w:proofErr w:type="spellStart"/>
-      <w:proofErr w:type="gramStart"/>
-      <w:r>
-        <w:t>np.exp</w:t>
-      </w:r>
-      <w:proofErr w:type="spellEnd"/>
-      <w:r>
-        <w:t>(</w:t>
-      </w:r>
-      <w:proofErr w:type="gramEnd"/>
-      <w:r>
-        <w:t>-</w:t>
-      </w:r>
-      <w:proofErr w:type="spellStart"/>
-      <w:proofErr w:type="gramStart"/>
-      <w:r>
-        <w:t>np.clip</w:t>
-      </w:r>
-      <w:proofErr w:type="spellEnd"/>
-      <w:proofErr w:type="gramEnd"/>
-      <w:r>
-        <w:t>(x, -250, 250)))</w:t>
-      </w:r>
-    </w:p>
-    <w:p>
-      <w:pPr>
-        <w:ind w:left="-5" w:right="5935"/>
-      </w:pPr>
-      <w:r>
+          <w:szCs w:val="22"/>
+        </w:rPr>
+      </w:pPr>
+    </w:p>
+    <w:p>
+      <w:pPr>
+        <w:ind w:left="0" w:right="1095" w:firstLine="0"/>
+        <w:rPr>
+          <w:bCs/>
+          <w:szCs w:val="20"/>
+        </w:rPr>
+      </w:pPr>
+      <w:r>
+        <w:rPr>
+          <w:bCs/>
+          <w:szCs w:val="20"/>
+        </w:rPr>
+        <w:t>import numpy as np</w:t>
+      </w:r>
+    </w:p>
+    <w:p>
+      <w:pPr>
+        <w:ind w:left="-5" w:right="1095"/>
+        <w:rPr>
+          <w:bCs/>
+          <w:szCs w:val="20"/>
+        </w:rPr>
+      </w:pPr>
+      <w:r>
+        <w:rPr>
+          <w:bCs/>
+          <w:szCs w:val="20"/>
+        </w:rPr>
+        <w:t>import matplotlib.pyplot as plt</w:t>
+      </w:r>
+    </w:p>
+    <w:p>
+      <w:pPr>
+        <w:ind w:left="-5" w:right="1095"/>
+        <w:rPr>
+          <w:bCs/>
+          <w:szCs w:val="20"/>
+        </w:rPr>
+      </w:pPr>
+    </w:p>
+    <w:p>
+      <w:pPr>
+        <w:ind w:left="-5" w:right="1095"/>
+        <w:rPr>
+          <w:bCs/>
+          <w:szCs w:val="20"/>
+        </w:rPr>
+      </w:pPr>
+      <w:r>
+        <w:rPr>
+          <w:bCs/>
+          <w:szCs w:val="20"/>
+        </w:rPr>
+        <w:t>class SimpleNeuron:</w:t>
+      </w:r>
+    </w:p>
+    <w:p>
+      <w:pPr>
+        <w:ind w:left="-5" w:right="1095"/>
+        <w:rPr>
+          <w:bCs/>
+          <w:szCs w:val="20"/>
+        </w:rPr>
+      </w:pPr>
+      <w:r>
+        <w:rPr>
+          <w:bCs/>
+          <w:szCs w:val="20"/>
+        </w:rPr>
+        <w:t xml:space="preserve">    def __init__(self, n_in, mode='sigmoid'):</w:t>
+      </w:r>
+    </w:p>
+    <w:p>
+      <w:pPr>
+        <w:ind w:left="-5" w:right="1095"/>
+        <w:rPr>
+          <w:bCs/>
+          <w:szCs w:val="20"/>
+        </w:rPr>
+      </w:pPr>
+      <w:r>
+        <w:rPr>
+          <w:bCs/>
+          <w:szCs w:val="20"/>
+        </w:rPr>
+        <w:t xml:space="preserve">        self.w = np.random.randn(n_in) * 0.5</w:t>
+      </w:r>
+    </w:p>
+    <w:p>
+      <w:pPr>
+        <w:ind w:left="-5" w:right="1095"/>
+        <w:rPr>
+          <w:bCs/>
+          <w:szCs w:val="20"/>
+        </w:rPr>
+      </w:pPr>
+      <w:r>
+        <w:rPr>
+          <w:bCs/>
+          <w:szCs w:val="20"/>
+        </w:rPr>
+        <w:t xml:space="preserve">        self.b = np.random.rand() * 0.5</w:t>
+      </w:r>
+    </w:p>
+    <w:p>
+      <w:pPr>
+        <w:ind w:left="-5" w:right="1095"/>
+        <w:rPr>
+          <w:bCs/>
+          <w:szCs w:val="20"/>
+        </w:rPr>
+      </w:pPr>
+      <w:r>
+        <w:rPr>
+          <w:bCs/>
+          <w:szCs w:val="20"/>
+        </w:rPr>
+        <w:t xml:space="preserve">        self.mode = mode</w:t>
+      </w:r>
+    </w:p>
+    <w:p>
+      <w:pPr>
+        <w:ind w:left="-5" w:right="1095"/>
+        <w:rPr>
+          <w:bCs/>
+          <w:szCs w:val="20"/>
+        </w:rPr>
+      </w:pPr>
+    </w:p>
+    <w:p>
+      <w:pPr>
+        <w:ind w:left="-5" w:right="1095"/>
+        <w:rPr>
+          <w:bCs/>
+          <w:szCs w:val="20"/>
+        </w:rPr>
+      </w:pPr>
+      <w:r>
+        <w:rPr>
+          <w:bCs/>
+          <w:szCs w:val="20"/>
+        </w:rPr>
+        <w:t xml:space="preserve">    def activate(self, x):</w:t>
+      </w:r>
+    </w:p>
+    <w:p>
+      <w:pPr>
+        <w:ind w:left="-5" w:right="1095"/>
+        <w:rPr>
+          <w:bCs/>
+          <w:szCs w:val="20"/>
+        </w:rPr>
+      </w:pPr>
+      <w:r>
+        <w:rPr>
+          <w:bCs/>
+          <w:szCs w:val="20"/>
+        </w:rPr>
+        <w:t xml:space="preserve">        if self.mode == 'sigmoid':</w:t>
+      </w:r>
+    </w:p>
+    <w:p>
+      <w:pPr>
+        <w:ind w:left="-5" w:right="1095"/>
+        <w:rPr>
+          <w:bCs/>
+          <w:szCs w:val="20"/>
+        </w:rPr>
+      </w:pPr>
+      <w:r>
+        <w:rPr>
+          <w:bCs/>
+          <w:szCs w:val="20"/>
+        </w:rPr>
+        <w:t xml:space="preserve">            return 1 / (1 + np.exp(-np.clip(x, -250, 250)))</w:t>
+      </w:r>
+    </w:p>
+    <w:p>
+      <w:pPr>
+        <w:ind w:left="-5" w:right="1095"/>
+        <w:rPr>
+          <w:bCs/>
+          <w:szCs w:val="20"/>
+        </w:rPr>
+      </w:pPr>
+      <w:r>
+        <w:rPr>
+          <w:bCs/>
+          <w:szCs w:val="20"/>
+        </w:rPr>
+        <w:t xml:space="preserve">        elif self.mode == 'tanh':</w:t>
+      </w:r>
+    </w:p>
+    <w:p>
+      <w:pPr>
+        <w:ind w:left="-5" w:right="1095"/>
+        <w:rPr>
+          <w:bCs/>
+          <w:szCs w:val="20"/>
+        </w:rPr>
+      </w:pPr>
+      <w:r>
+        <w:rPr>
+          <w:bCs/>
+          <w:szCs w:val="20"/>
+        </w:rPr>
+        <w:t xml:space="preserve">            return np.tanh(x)</w:t>
+      </w:r>
+    </w:p>
+    <w:p>
+      <w:pPr>
+        <w:ind w:left="-5" w:right="1095"/>
+        <w:rPr>
+          <w:bCs/>
+          <w:szCs w:val="20"/>
+        </w:rPr>
+      </w:pPr>
+      <w:r>
+        <w:rPr>
+          <w:bCs/>
+          <w:szCs w:val="20"/>
+        </w:rPr>
+        <w:t xml:space="preserve">        elif self.mode == 'relu':</w:t>
+      </w:r>
+    </w:p>
+    <w:p>
+      <w:pPr>
+        <w:ind w:left="-5" w:right="1095"/>
+        <w:rPr>
+          <w:bCs/>
+          <w:szCs w:val="20"/>
+        </w:rPr>
+      </w:pPr>
+      <w:r>
+        <w:rPr>
+          <w:bCs/>
+          <w:szCs w:val="20"/>
+        </w:rPr>
+        <w:t xml:space="preserve">            return np.maximum(0, x)</w:t>
+      </w:r>
+    </w:p>
+    <w:p>
+      <w:pPr>
+        <w:ind w:left="-5" w:right="1095"/>
+        <w:rPr>
+          <w:bCs/>
+          <w:szCs w:val="20"/>
+        </w:rPr>
+      </w:pPr>
+      <w:r>
+        <w:rPr>
+          <w:bCs/>
+          <w:szCs w:val="20"/>
+        </w:rPr>
+        <w:t xml:space="preserve">        return x</w:t>
+      </w:r>
+    </w:p>
+    <w:p>
+      <w:pPr>
+        <w:ind w:left="-5" w:right="1095"/>
+        <w:rPr>
+          <w:bCs/>
+          <w:szCs w:val="20"/>
+        </w:rPr>
+      </w:pPr>
+      <w:r>
+        <w:rPr>
+          <w:bCs/>
+          <w:szCs w:val="20"/>
+        </w:rPr>
+        <w:t xml:space="preserve">    def forward(self, x):</w:t>
+      </w:r>
+    </w:p>
+    <w:p>
+      <w:pPr>
+        <w:ind w:left="-5" w:right="1095"/>
+        <w:rPr>
+          <w:bCs/>
+          <w:szCs w:val="20"/>
+        </w:rPr>
+      </w:pPr>
+      <w:r>
+        <w:rPr>
+          <w:bCs/>
+          <w:szCs w:val="20"/>
+        </w:rPr>
+        <w:t xml:space="preserve">        z = np.dot(x, self.w) + self.b</w:t>
+      </w:r>
+    </w:p>
+    <w:p>
+      <w:pPr>
+        <w:ind w:left="-5" w:right="1095"/>
+        <w:rPr>
+          <w:bCs/>
+          <w:szCs w:val="20"/>
+        </w:rPr>
+      </w:pPr>
+      <w:r>
+        <w:rPr>
+          <w:bCs/>
+          <w:szCs w:val="20"/>
+        </w:rPr>
+        <w:t xml:space="preserve">        return self.activate(z)</w:t>
+      </w:r>
+    </w:p>
+    <w:p>
+      <w:pPr>
+        <w:ind w:left="-5" w:right="1095"/>
+        <w:rPr>
+          <w:bCs/>
+          <w:szCs w:val="20"/>
+        </w:rPr>
+      </w:pPr>
+    </w:p>
+    <w:p>
+      <w:pPr>
+        <w:ind w:left="-5" w:right="1095"/>
+        <w:rPr>
+          <w:bCs/>
+          <w:szCs w:val="20"/>
+        </w:rPr>
+      </w:pPr>
+      <w:r>
+        <w:rPr>
+          <w:bCs/>
+          <w:szCs w:val="20"/>
+        </w:rPr>
+        <w:t>class NeuralNet:</w:t>
+      </w:r>
+    </w:p>
+    <w:p>
+      <w:pPr>
+        <w:ind w:left="-5" w:right="1095"/>
+        <w:rPr>
+          <w:bCs/>
+          <w:szCs w:val="20"/>
+        </w:rPr>
+      </w:pPr>
+      <w:r>
+        <w:rPr>
+          <w:bCs/>
+          <w:szCs w:val="20"/>
+        </w:rPr>
+        <w:t xml:space="preserve">    def __init__(self, n_in, n_hid, n_out):</w:t>
+      </w:r>
+    </w:p>
+    <w:p>
+      <w:pPr>
+        <w:ind w:left="-5" w:right="1095"/>
+        <w:rPr>
+          <w:bCs/>
+          <w:szCs w:val="20"/>
+        </w:rPr>
+      </w:pPr>
+      <w:r>
+        <w:rPr>
+          <w:bCs/>
+          <w:szCs w:val="20"/>
+        </w:rPr>
+        <w:t xml:space="preserve">        self.w1 = np.random.randn(n_in, n_hid) * 0.5</w:t>
+      </w:r>
+    </w:p>
+    <w:p>
+      <w:pPr>
+        <w:ind w:left="-5" w:right="1095"/>
+        <w:rPr>
+          <w:bCs/>
+          <w:szCs w:val="20"/>
+        </w:rPr>
+      </w:pPr>
+      <w:r>
+        <w:rPr>
+          <w:bCs/>
+          <w:szCs w:val="20"/>
+        </w:rPr>
+        <w:t xml:space="preserve">        self.b1 = np.zeros((1, n_hid))</w:t>
+      </w:r>
+    </w:p>
+    <w:p>
+      <w:pPr>
+        <w:ind w:left="-5" w:right="1095"/>
+        <w:rPr>
+          <w:bCs/>
+          <w:szCs w:val="20"/>
+        </w:rPr>
+      </w:pPr>
+      <w:r>
+        <w:rPr>
+          <w:bCs/>
+          <w:szCs w:val="20"/>
+        </w:rPr>
+        <w:t xml:space="preserve">        self.w2 = np.random.randn(n_hid, n_out) * 0.5</w:t>
+      </w:r>
+    </w:p>
+    <w:p>
+      <w:pPr>
+        <w:ind w:left="-5" w:right="1095"/>
+        <w:rPr>
+          <w:bCs/>
+          <w:szCs w:val="20"/>
+        </w:rPr>
+      </w:pPr>
+      <w:r>
+        <w:rPr>
+          <w:bCs/>
+          <w:szCs w:val="20"/>
+        </w:rPr>
+        <w:t xml:space="preserve">        self.b2 = np.zeros((1, n_out))</w:t>
+      </w:r>
+    </w:p>
+    <w:p>
+      <w:pPr>
+        <w:ind w:left="-5" w:right="1095"/>
+        <w:rPr>
+          <w:bCs/>
+          <w:szCs w:val="20"/>
+        </w:rPr>
+      </w:pPr>
+      <w:r>
+        <w:rPr>
+          <w:bCs/>
+          <w:szCs w:val="20"/>
+        </w:rPr>
+        <w:t xml:space="preserve">    def run(self, x):</w:t>
+      </w:r>
+    </w:p>
+    <w:p>
+      <w:pPr>
+        <w:ind w:left="-5" w:right="1095"/>
+        <w:rPr>
+          <w:bCs/>
+          <w:szCs w:val="20"/>
+        </w:rPr>
+      </w:pPr>
+      <w:r>
+        <w:rPr>
+          <w:bCs/>
+          <w:szCs w:val="20"/>
+        </w:rPr>
+        <w:t xml:space="preserve">        h_out = 1 / (1 + np.exp(-np.clip(np.dot(x, self.w1) + self.b1, -250, 250)))</w:t>
+      </w:r>
+    </w:p>
+    <w:p>
+      <w:pPr>
+        <w:ind w:left="-5" w:right="1095"/>
+        <w:rPr>
+          <w:bCs/>
+          <w:szCs w:val="20"/>
+        </w:rPr>
+      </w:pPr>
+      <w:r>
+        <w:rPr>
+          <w:bCs/>
+          <w:szCs w:val="20"/>
+        </w:rPr>
+        <w:t xml:space="preserve">        y_out = 1 / (1 + np.exp(-np.clip(np.dot(h_out, self.w2) + self.b2, -250, 250)))</w:t>
+      </w:r>
+    </w:p>
+    <w:p>
+      <w:pPr>
+        <w:ind w:left="-5" w:right="1095"/>
+        <w:rPr>
+          <w:bCs/>
+          <w:szCs w:val="20"/>
+        </w:rPr>
+      </w:pPr>
+      <w:r>
+        <w:rPr>
+          <w:bCs/>
+          <w:szCs w:val="20"/>
+        </w:rPr>
+        <w:t xml:space="preserve">        return y_out</w:t>
+      </w:r>
+    </w:p>
+    <w:p>
+      <w:pPr>
+        <w:ind w:left="-5" w:right="1095"/>
+        <w:rPr>
+          <w:bCs/>
+          <w:szCs w:val="20"/>
+        </w:rPr>
+      </w:pPr>
+      <w:r>
+        <w:rPr>
+          <w:bCs/>
+          <w:szCs w:val="20"/>
+        </w:rPr>
+        <w:t>def plot_functions():</w:t>
+      </w:r>
+    </w:p>
+    <w:p>
+      <w:pPr>
+        <w:ind w:left="-5" w:right="1095"/>
+        <w:rPr>
+          <w:bCs/>
+          <w:szCs w:val="20"/>
+        </w:rPr>
+      </w:pPr>
+      <w:r>
+        <w:rPr>
+          <w:bCs/>
+          <w:szCs w:val="20"/>
+        </w:rPr>
+        <w:t xml:space="preserve">    x = np.linspace(-5, 5, 100)</w:t>
+      </w:r>
+    </w:p>
+    <w:p>
+      <w:pPr>
+        <w:ind w:left="-5" w:right="1095"/>
+        <w:rPr>
+          <w:bCs/>
+          <w:szCs w:val="20"/>
+        </w:rPr>
+      </w:pPr>
+      <w:r>
+        <w:rPr>
+          <w:bCs/>
+          <w:szCs w:val="20"/>
+        </w:rPr>
+        <w:t xml:space="preserve">    funcs = [1/(1+np.exp(-x)), np.tanh(x), np.maximum(0, x)]</w:t>
+      </w:r>
+    </w:p>
+    <w:p>
+      <w:pPr>
+        <w:ind w:left="-5" w:right="1095"/>
+        <w:rPr>
+          <w:bCs/>
+          <w:szCs w:val="20"/>
+        </w:rPr>
+      </w:pPr>
+      <w:r>
+        <w:rPr>
+          <w:bCs/>
+          <w:szCs w:val="20"/>
+        </w:rPr>
+        <w:t xml:space="preserve">    names = ["Sigmoid", "Tanh", "ReLU"]</w:t>
+      </w:r>
+    </w:p>
+    <w:p>
+      <w:pPr>
+        <w:ind w:left="-5" w:right="1095"/>
+        <w:rPr>
+          <w:bCs/>
+          <w:szCs w:val="20"/>
+        </w:rPr>
+      </w:pPr>
+      <w:r>
+        <w:rPr>
+          <w:bCs/>
+          <w:szCs w:val="20"/>
+        </w:rPr>
         <w:t xml:space="preserve">    </w:t>
       </w:r>
     </w:p>
     <w:p>
       <w:pPr>
-        <w:ind w:left="-5" w:right="5935"/>
-      </w:pPr>
-      <w:r>
-        <w:t xml:space="preserve">    def </w:t>
-      </w:r>
-      <w:proofErr w:type="gramStart"/>
-      <w:r>
-        <w:t>tanh(</w:t>
-      </w:r>
-      <w:proofErr w:type="gramEnd"/>
-      <w:r>
-        <w:t>self, x):</w:t>
-      </w:r>
-    </w:p>
-    <w:p>
-      <w:pPr>
-        <w:ind w:left="-5" w:right="5935"/>
-      </w:pPr>
-      <w:r>
-        <w:t xml:space="preserve">        return </w:t>
-      </w:r>
-      <w:proofErr w:type="spellStart"/>
-      <w:proofErr w:type="gramStart"/>
-      <w:r>
-        <w:t>np.tanh</w:t>
-      </w:r>
-      <w:proofErr w:type="spellEnd"/>
-      <w:proofErr w:type="gramEnd"/>
-      <w:r>
-        <w:t>(x)</w:t>
-      </w:r>
-    </w:p>
-    <w:p>
-      <w:pPr>
-        <w:ind w:left="-5" w:right="5935"/>
-      </w:pPr>
-      <w:r>
-        <w:t xml:space="preserve">    </w:t>
-      </w:r>
-    </w:p>
-    <w:p>
-      <w:pPr>
-        <w:ind w:left="-5" w:right="5935"/>
-      </w:pPr>
-      <w:r>
-        <w:t xml:space="preserve">    def </w:t>
-      </w:r>
-      <w:proofErr w:type="spellStart"/>
-      <w:proofErr w:type="gramStart"/>
-      <w:r>
-        <w:t>relu</w:t>
-      </w:r>
-      <w:proofErr w:type="spellEnd"/>
-      <w:r>
-        <w:t>(</w:t>
-      </w:r>
-      <w:proofErr w:type="gramEnd"/>
-      <w:r>
-        <w:t>self, x):</w:t>
-      </w:r>
-    </w:p>
-    <w:p>
-      <w:pPr>
-        <w:ind w:left="-5" w:right="5935"/>
-      </w:pPr>
-      <w:r>
-        <w:t xml:space="preserve">        return </w:t>
-      </w:r>
-      <w:proofErr w:type="spellStart"/>
-      <w:proofErr w:type="gramStart"/>
-      <w:r>
-        <w:t>np.maximum</w:t>
-      </w:r>
-      <w:proofErr w:type="spellEnd"/>
-      <w:proofErr w:type="gramEnd"/>
-      <w:r>
-        <w:t>(0, x)</w:t>
-      </w:r>
-    </w:p>
-    <w:p>
-      <w:pPr>
-        <w:ind w:left="-5" w:right="5935"/>
-      </w:pPr>
-      <w:r>
-        <w:t xml:space="preserve">    </w:t>
-      </w:r>
-    </w:p>
-    <w:p>
-      <w:pPr>
-        <w:ind w:left="-5" w:right="5935"/>
-      </w:pPr>
-      <w:r>
-        <w:t xml:space="preserve">    def </w:t>
-      </w:r>
-      <w:proofErr w:type="spellStart"/>
-      <w:proofErr w:type="gramStart"/>
-      <w:r>
-        <w:t>fwd</w:t>
-      </w:r>
-      <w:proofErr w:type="spellEnd"/>
-      <w:r>
-        <w:t>(</w:t>
-      </w:r>
-      <w:proofErr w:type="gramEnd"/>
-      <w:r>
-        <w:t>self, inputs):</w:t>
-      </w:r>
-    </w:p>
-    <w:p>
-      <w:pPr>
-        <w:ind w:left="-5" w:right="29"/>
-      </w:pPr>
-      <w:r>
-        <w:t xml:space="preserve">        z = </w:t>
-      </w:r>
-      <w:proofErr w:type="gramStart"/>
-      <w:r>
-        <w:t>np.dot(</w:t>
-      </w:r>
-      <w:proofErr w:type="gramEnd"/>
-      <w:r>
-        <w:t xml:space="preserve">inputs, </w:t>
-      </w:r>
-      <w:proofErr w:type="spellStart"/>
-      <w:proofErr w:type="gramStart"/>
-      <w:r>
-        <w:t>self.weights</w:t>
-      </w:r>
-      <w:proofErr w:type="spellEnd"/>
-      <w:proofErr w:type="gramEnd"/>
-      <w:r>
-        <w:t xml:space="preserve">) + </w:t>
-      </w:r>
-      <w:proofErr w:type="spellStart"/>
-      <w:proofErr w:type="gramStart"/>
-      <w:r>
-        <w:t>self.bias</w:t>
-      </w:r>
-      <w:proofErr w:type="spellEnd"/>
-      <w:proofErr w:type="gramEnd"/>
-    </w:p>
-    <w:p>
-      <w:pPr>
-        <w:ind w:left="-5" w:right="5935"/>
-      </w:pPr>
-      <w:r>
-        <w:t xml:space="preserve">        if </w:t>
-      </w:r>
-      <w:proofErr w:type="spellStart"/>
-      <w:proofErr w:type="gramStart"/>
-      <w:r>
-        <w:t>self.activation</w:t>
-      </w:r>
-      <w:proofErr w:type="spellEnd"/>
-      <w:proofErr w:type="gramEnd"/>
-      <w:r>
-        <w:t xml:space="preserve"> == 'sigmoid':</w:t>
-      </w:r>
-    </w:p>
-    <w:p>
-      <w:pPr>
-        <w:ind w:left="-5" w:right="5935"/>
-      </w:pPr>
-      <w:r>
-        <w:t xml:space="preserve">            return </w:t>
-      </w:r>
-      <w:proofErr w:type="spellStart"/>
-      <w:proofErr w:type="gramStart"/>
-      <w:r>
-        <w:t>self.sigmoid</w:t>
-      </w:r>
-      <w:proofErr w:type="spellEnd"/>
-      <w:proofErr w:type="gramEnd"/>
-      <w:r>
-        <w:t>(z)</w:t>
-      </w:r>
-    </w:p>
-    <w:p>
-      <w:pPr>
-        <w:ind w:left="-5" w:right="5935"/>
-      </w:pPr>
-      <w:r>
-        <w:t xml:space="preserve">        </w:t>
-      </w:r>
-      <w:proofErr w:type="spellStart"/>
-      <w:r>
-        <w:t>elif</w:t>
-      </w:r>
-      <w:proofErr w:type="spellEnd"/>
-      <w:r>
-        <w:t xml:space="preserve"> </w:t>
-      </w:r>
-      <w:proofErr w:type="spellStart"/>
-      <w:proofErr w:type="gramStart"/>
-      <w:r>
-        <w:t>self.activation</w:t>
-      </w:r>
-      <w:proofErr w:type="spellEnd"/>
-      <w:proofErr w:type="gramEnd"/>
-      <w:r>
-        <w:t xml:space="preserve"> == '</w:t>
-      </w:r>
-      <w:proofErr w:type="spellStart"/>
-      <w:r>
-        <w:t>relu</w:t>
-      </w:r>
-      <w:proofErr w:type="spellEnd"/>
-      <w:r>
-        <w:t>':</w:t>
-      </w:r>
-    </w:p>
-    <w:p>
-      <w:pPr>
-        <w:ind w:left="-5" w:right="5935"/>
-      </w:pPr>
-      <w:r>
-        <w:t xml:space="preserve">            return </w:t>
-      </w:r>
-      <w:proofErr w:type="spellStart"/>
-      <w:proofErr w:type="gramStart"/>
-      <w:r>
-        <w:t>self.relu</w:t>
-      </w:r>
-      <w:proofErr w:type="spellEnd"/>
-      <w:proofErr w:type="gramEnd"/>
-      <w:r>
-        <w:t>(z)</w:t>
-      </w:r>
-    </w:p>
-    <w:p>
-      <w:pPr>
-        <w:ind w:left="-5" w:right="5935"/>
-      </w:pPr>
-      <w:r>
-        <w:t xml:space="preserve">        </w:t>
-      </w:r>
-      <w:proofErr w:type="spellStart"/>
-      <w:r>
-        <w:t>elif</w:t>
-      </w:r>
-      <w:proofErr w:type="spellEnd"/>
-      <w:r>
-        <w:t xml:space="preserve"> </w:t>
-      </w:r>
-      <w:proofErr w:type="spellStart"/>
-      <w:proofErr w:type="gramStart"/>
-      <w:r>
-        <w:t>self.activation</w:t>
-      </w:r>
-      <w:proofErr w:type="spellEnd"/>
-      <w:proofErr w:type="gramEnd"/>
-      <w:r>
-        <w:t xml:space="preserve"> == 'tanh':</w:t>
-      </w:r>
-    </w:p>
-    <w:p>
-      <w:pPr>
-        <w:ind w:left="-5" w:right="5935"/>
-      </w:pPr>
-      <w:r>
-        <w:t xml:space="preserve">            return </w:t>
-      </w:r>
-      <w:proofErr w:type="spellStart"/>
-      <w:proofErr w:type="gramStart"/>
-      <w:r>
-        <w:t>self.tanh</w:t>
-      </w:r>
-      <w:proofErr w:type="spellEnd"/>
-      <w:proofErr w:type="gramEnd"/>
-      <w:r>
-        <w:t>(z)</w:t>
-      </w:r>
-    </w:p>
-    <w:p>
-      <w:pPr>
-        <w:ind w:left="-5" w:right="5935"/>
-      </w:pPr>
-      <w:r>
-        <w:t xml:space="preserve">        else:</w:t>
-      </w:r>
-    </w:p>
-    <w:p>
-      <w:pPr>
-        <w:ind w:left="-5" w:right="5935"/>
-      </w:pPr>
-      <w:r>
-        <w:t xml:space="preserve">            return z</w:t>
-      </w:r>
-    </w:p>
-    <w:p>
-      <w:pPr>
-        <w:ind w:left="-5" w:right="5935"/>
-      </w:pPr>
-      <w:r>
-        <w:t xml:space="preserve">        </w:t>
-      </w:r>
-    </w:p>
-    <w:p>
-      <w:pPr>
-        <w:ind w:left="-5" w:right="5935"/>
-      </w:pPr>
-      <w:r>
-        <w:t xml:space="preserve">def </w:t>
-      </w:r>
-      <w:proofErr w:type="spellStart"/>
-      <w:r>
-        <w:t>plot_activation_</w:t>
-      </w:r>
-      <w:proofErr w:type="gramStart"/>
-      <w:r>
-        <w:t>functions</w:t>
-      </w:r>
-      <w:proofErr w:type="spellEnd"/>
-      <w:r>
-        <w:t>(</w:t>
-      </w:r>
-      <w:proofErr w:type="gramEnd"/>
-      <w:r>
-        <w:t>):</w:t>
-      </w:r>
-    </w:p>
-    <w:p>
-      <w:pPr>
-        <w:ind w:left="-5" w:right="5935"/>
-      </w:pPr>
-      <w:r>
-        <w:t xml:space="preserve">    x = </w:t>
-      </w:r>
-      <w:proofErr w:type="spellStart"/>
-      <w:proofErr w:type="gramStart"/>
-      <w:r>
-        <w:t>np.linspace</w:t>
-      </w:r>
-      <w:proofErr w:type="spellEnd"/>
-      <w:proofErr w:type="gramEnd"/>
-      <w:r>
-        <w:t>(-5, 5, 100)</w:t>
-      </w:r>
-    </w:p>
-    <w:p>
-      <w:pPr>
-        <w:ind w:left="-5" w:right="5935"/>
-      </w:pPr>
-    </w:p>
-    <w:p>
-      <w:pPr>
-        <w:ind w:left="-5" w:right="-61"/>
-      </w:pPr>
-      <w:r>
-        <w:t xml:space="preserve">    fig, </w:t>
-      </w:r>
-      <w:proofErr w:type="spellStart"/>
-      <w:r>
-        <w:t>axs</w:t>
-      </w:r>
-      <w:proofErr w:type="spellEnd"/>
-      <w:r>
-        <w:t xml:space="preserve"> = </w:t>
-      </w:r>
-      <w:proofErr w:type="spellStart"/>
-      <w:proofErr w:type="gramStart"/>
-      <w:r>
-        <w:t>plt.subplots</w:t>
-      </w:r>
-      <w:proofErr w:type="spellEnd"/>
-      <w:proofErr w:type="gramEnd"/>
-      <w:r>
-        <w:t xml:space="preserve">(1, 3, </w:t>
-      </w:r>
-      <w:proofErr w:type="spellStart"/>
-      <w:r>
-        <w:t>figsize</w:t>
-      </w:r>
-      <w:proofErr w:type="spellEnd"/>
-      <w:proofErr w:type="gramStart"/>
-      <w:r>
-        <w:t>=(</w:t>
-      </w:r>
-      <w:proofErr w:type="gramEnd"/>
-      <w:r>
-        <w:t>15, 4))</w:t>
-      </w:r>
-    </w:p>
-    <w:p>
-      <w:pPr>
-        <w:ind w:left="-5" w:right="5935"/>
-      </w:pPr>
-    </w:p>
-    <w:p>
-      <w:pPr>
-        <w:ind w:left="-5" w:right="5935"/>
-      </w:pPr>
-      <w:r>
-        <w:t xml:space="preserve">    sigmoid = 1 / (1 + </w:t>
-      </w:r>
-      <w:proofErr w:type="spellStart"/>
-      <w:r>
-        <w:t>np.exp</w:t>
-      </w:r>
-      <w:proofErr w:type="spellEnd"/>
-      <w:r>
-        <w:t>(-x))</w:t>
-      </w:r>
-    </w:p>
-    <w:p>
-      <w:pPr>
-        <w:ind w:left="-5" w:right="5935"/>
-      </w:pPr>
-      <w:r>
-        <w:t xml:space="preserve">    tanh = </w:t>
-      </w:r>
-      <w:proofErr w:type="spellStart"/>
-      <w:proofErr w:type="gramStart"/>
-      <w:r>
-        <w:t>np.tanh</w:t>
-      </w:r>
-      <w:proofErr w:type="spellEnd"/>
-      <w:proofErr w:type="gramEnd"/>
-      <w:r>
-        <w:t>(x)</w:t>
-      </w:r>
-    </w:p>
-    <w:p>
-      <w:pPr>
-        <w:ind w:left="-5" w:right="5935"/>
-      </w:pPr>
-      <w:r>
-        <w:t xml:space="preserve">    </w:t>
-      </w:r>
-      <w:proofErr w:type="spellStart"/>
-      <w:r>
-        <w:t>relu</w:t>
-      </w:r>
-      <w:proofErr w:type="spellEnd"/>
-      <w:r>
-        <w:t xml:space="preserve"> = </w:t>
-      </w:r>
-      <w:proofErr w:type="spellStart"/>
-      <w:proofErr w:type="gramStart"/>
-      <w:r>
-        <w:t>np.maximum</w:t>
-      </w:r>
-      <w:proofErr w:type="spellEnd"/>
-      <w:proofErr w:type="gramEnd"/>
-      <w:r>
-        <w:t>(0, x)</w:t>
-      </w:r>
-    </w:p>
-    <w:p>
-      <w:pPr>
-        <w:ind w:left="-5" w:right="5935"/>
-      </w:pPr>
-    </w:p>
-    <w:p>
-      <w:pPr>
-        <w:ind w:left="-5" w:right="5935"/>
-      </w:pPr>
-      <w:r>
-        <w:t xml:space="preserve">    functions = [sigmoid, tanh, </w:t>
-      </w:r>
-      <w:proofErr w:type="spellStart"/>
-      <w:r>
-        <w:t>relu</w:t>
-      </w:r>
-      <w:proofErr w:type="spellEnd"/>
-      <w:r>
-        <w:t>]</w:t>
-      </w:r>
-    </w:p>
-    <w:p>
-      <w:pPr>
-        <w:ind w:left="-5" w:right="2943"/>
-      </w:pPr>
-      <w:r>
-        <w:t xml:space="preserve">    titles = ["Sigmoid Function", "Tanh Function", "</w:t>
-      </w:r>
-      <w:proofErr w:type="spellStart"/>
-      <w:r>
-        <w:t>ReLU</w:t>
-      </w:r>
-      <w:proofErr w:type="spellEnd"/>
-      <w:r>
-        <w:t xml:space="preserve"> Function"]</w:t>
-      </w:r>
-    </w:p>
-    <w:p>
-      <w:pPr>
-        <w:ind w:left="-5" w:right="5935"/>
-      </w:pPr>
-      <w:r>
-        <w:t xml:space="preserve">    colors = ['b-', 'r-', 'g-']</w:t>
-      </w:r>
-    </w:p>
-    <w:p>
-      <w:pPr>
-        <w:ind w:left="-5" w:right="5935"/>
-      </w:pPr>
-    </w:p>
-    <w:p>
-      <w:pPr>
-        <w:ind w:left="-5" w:right="5935"/>
-      </w:pPr>
-      <w:r>
-        <w:t xml:space="preserve">    for </w:t>
-      </w:r>
-      <w:proofErr w:type="spellStart"/>
-      <w:r>
-        <w:t>i</w:t>
-      </w:r>
-      <w:proofErr w:type="spellEnd"/>
-      <w:r>
-        <w:t xml:space="preserve"> in </w:t>
-      </w:r>
-      <w:proofErr w:type="gramStart"/>
-      <w:r>
-        <w:t>range(</w:t>
-      </w:r>
-      <w:proofErr w:type="gramEnd"/>
-      <w:r>
-        <w:t>3):</w:t>
-      </w:r>
-    </w:p>
-    <w:p>
-      <w:pPr>
-        <w:ind w:left="-5" w:right="3123"/>
-      </w:pPr>
-      <w:r>
-        <w:t xml:space="preserve">        </w:t>
-      </w:r>
-      <w:proofErr w:type="spellStart"/>
-      <w:r>
-        <w:t>axs</w:t>
-      </w:r>
-      <w:proofErr w:type="spellEnd"/>
-      <w:r>
-        <w:t>[</w:t>
-      </w:r>
-      <w:proofErr w:type="spellStart"/>
-      <w:r>
-        <w:t>i</w:t>
-      </w:r>
-      <w:proofErr w:type="spellEnd"/>
-      <w:proofErr w:type="gramStart"/>
-      <w:r>
-        <w:t>].plot</w:t>
-      </w:r>
-      <w:proofErr w:type="gramEnd"/>
-      <w:r>
-        <w:t>(x, functions[</w:t>
-      </w:r>
-      <w:proofErr w:type="spellStart"/>
-      <w:r>
-        <w:t>i</w:t>
-      </w:r>
-      <w:proofErr w:type="spellEnd"/>
-      <w:r>
-        <w:t>], colors[</w:t>
-      </w:r>
-      <w:proofErr w:type="spellStart"/>
-      <w:r>
-        <w:t>i</w:t>
-      </w:r>
-      <w:proofErr w:type="spellEnd"/>
-      <w:r>
-        <w:t>], linewidth=2)</w:t>
-      </w:r>
-    </w:p>
-    <w:p>
-      <w:pPr>
-        <w:ind w:left="-5" w:right="5935"/>
-      </w:pPr>
-      <w:r>
-        <w:t xml:space="preserve">        </w:t>
-      </w:r>
-      <w:proofErr w:type="spellStart"/>
-      <w:r>
-        <w:t>axs</w:t>
-      </w:r>
-      <w:proofErr w:type="spellEnd"/>
-      <w:r>
-        <w:t>[</w:t>
-      </w:r>
-      <w:proofErr w:type="spellStart"/>
-      <w:r>
-        <w:t>i</w:t>
-      </w:r>
-      <w:proofErr w:type="spellEnd"/>
-      <w:proofErr w:type="gramStart"/>
-      <w:r>
-        <w:t>].</w:t>
-      </w:r>
-      <w:proofErr w:type="spellStart"/>
-      <w:r>
-        <w:t>set</w:t>
-      </w:r>
-      <w:proofErr w:type="gramEnd"/>
-      <w:r>
-        <w:t>_title</w:t>
-      </w:r>
-      <w:proofErr w:type="spellEnd"/>
-      <w:r>
-        <w:t>(titles[</w:t>
-      </w:r>
-      <w:proofErr w:type="spellStart"/>
-      <w:r>
-        <w:t>i</w:t>
-      </w:r>
-      <w:proofErr w:type="spellEnd"/>
-      <w:r>
-        <w:t>])</w:t>
-      </w:r>
-    </w:p>
-    <w:p>
-      <w:pPr>
-        <w:ind w:left="-5" w:right="5935"/>
-      </w:pPr>
-      <w:r>
-        <w:t xml:space="preserve">        </w:t>
-      </w:r>
-      <w:proofErr w:type="spellStart"/>
-      <w:r>
-        <w:t>axs</w:t>
-      </w:r>
-      <w:proofErr w:type="spellEnd"/>
-      <w:r>
-        <w:t>[</w:t>
-      </w:r>
-      <w:proofErr w:type="spellStart"/>
-      <w:r>
-        <w:t>i</w:t>
-      </w:r>
-      <w:proofErr w:type="spellEnd"/>
-      <w:proofErr w:type="gramStart"/>
-      <w:r>
-        <w:t>].grid</w:t>
-      </w:r>
-      <w:proofErr w:type="gramEnd"/>
-      <w:r>
-        <w:t>(True)</w:t>
-      </w:r>
-    </w:p>
-    <w:p>
-      <w:pPr>
-        <w:ind w:left="-5" w:right="5935"/>
-      </w:pPr>
-      <w:r>
-        <w:t xml:space="preserve">    </w:t>
-      </w:r>
-      <w:proofErr w:type="spellStart"/>
-      <w:proofErr w:type="gramStart"/>
-      <w:r>
-        <w:t>plt.tight</w:t>
-      </w:r>
-      <w:proofErr w:type="gramEnd"/>
-      <w:r>
-        <w:t>_</w:t>
-      </w:r>
-      <w:proofErr w:type="gramStart"/>
-      <w:r>
-        <w:t>layout</w:t>
-      </w:r>
-      <w:proofErr w:type="spellEnd"/>
-      <w:r>
-        <w:t>(</w:t>
-      </w:r>
-      <w:proofErr w:type="gramEnd"/>
-      <w:r>
-        <w:t>)</w:t>
-      </w:r>
-    </w:p>
-    <w:p>
-      <w:pPr>
-        <w:ind w:left="-5" w:right="5935"/>
-      </w:pPr>
-      <w:r>
-        <w:t xml:space="preserve">    </w:t>
-      </w:r>
-      <w:proofErr w:type="spellStart"/>
-      <w:proofErr w:type="gramStart"/>
-      <w:r>
-        <w:t>plt.show</w:t>
-      </w:r>
-      <w:proofErr w:type="spellEnd"/>
-      <w:proofErr w:type="gramEnd"/>
-      <w:r>
-        <w:t>()</w:t>
-      </w:r>
-    </w:p>
-    <w:p>
-      <w:pPr>
-        <w:ind w:left="-5" w:right="5935"/>
-      </w:pPr>
-    </w:p>
-    <w:p>
-      <w:pPr>
-        <w:ind w:left="-5" w:right="5935"/>
-      </w:pPr>
-      <w:r>
-        <w:t xml:space="preserve">class </w:t>
-      </w:r>
-      <w:proofErr w:type="spellStart"/>
-      <w:r>
-        <w:t>SimpleNetwork</w:t>
-      </w:r>
-      <w:proofErr w:type="spellEnd"/>
-      <w:r>
-        <w:t>:</w:t>
-      </w:r>
-    </w:p>
-    <w:p>
-      <w:pPr>
-        <w:ind w:left="-5" w:right="1953"/>
-      </w:pPr>
-      <w:r>
-        <w:t xml:space="preserve">    def __</w:t>
-      </w:r>
-      <w:proofErr w:type="spellStart"/>
-      <w:r>
-        <w:t>init</w:t>
-      </w:r>
-      <w:proofErr w:type="spellEnd"/>
-      <w:r>
-        <w:t>_</w:t>
-      </w:r>
-      <w:proofErr w:type="gramStart"/>
-      <w:r>
-        <w:t>_(</w:t>
-      </w:r>
-      <w:proofErr w:type="gramEnd"/>
-      <w:r>
-        <w:t xml:space="preserve">self, </w:t>
-      </w:r>
-      <w:proofErr w:type="spellStart"/>
-      <w:r>
-        <w:t>input_size</w:t>
-      </w:r>
-      <w:proofErr w:type="spellEnd"/>
-      <w:r>
-        <w:t xml:space="preserve">: int, </w:t>
-      </w:r>
-      <w:proofErr w:type="spellStart"/>
-      <w:r>
-        <w:t>hidden_size</w:t>
-      </w:r>
-      <w:proofErr w:type="spellEnd"/>
-      <w:r>
-        <w:t xml:space="preserve">: int, </w:t>
-      </w:r>
-      <w:proofErr w:type="spellStart"/>
-      <w:r>
-        <w:t>output_size</w:t>
-      </w:r>
-      <w:proofErr w:type="spellEnd"/>
-      <w:r>
-        <w:t>: int):</w:t>
-      </w:r>
-    </w:p>
-    <w:p>
-      <w:pPr>
-        <w:ind w:left="-5" w:right="5935"/>
-      </w:pPr>
-      <w:r>
-        <w:lastRenderedPageBreak/>
-        <w:t xml:space="preserve">        </w:t>
-      </w:r>
-      <w:proofErr w:type="spellStart"/>
-      <w:proofErr w:type="gramStart"/>
-      <w:r>
-        <w:t>self.input</w:t>
-      </w:r>
-      <w:proofErr w:type="gramEnd"/>
-      <w:r>
-        <w:t>_size</w:t>
-      </w:r>
-      <w:proofErr w:type="spellEnd"/>
-      <w:r>
-        <w:t xml:space="preserve"> = </w:t>
-      </w:r>
-      <w:proofErr w:type="spellStart"/>
-      <w:r>
-        <w:t>input_size</w:t>
-      </w:r>
-      <w:proofErr w:type="spellEnd"/>
-    </w:p>
-    <w:p>
-      <w:pPr>
-        <w:ind w:left="-5" w:right="29"/>
-      </w:pPr>
-      <w:r>
-        <w:t xml:space="preserve">        </w:t>
-      </w:r>
-      <w:proofErr w:type="spellStart"/>
-      <w:proofErr w:type="gramStart"/>
-      <w:r>
-        <w:t>self.hidden</w:t>
-      </w:r>
-      <w:proofErr w:type="gramEnd"/>
-      <w:r>
-        <w:t>_size</w:t>
-      </w:r>
-      <w:proofErr w:type="spellEnd"/>
-      <w:r>
-        <w:t xml:space="preserve"> = </w:t>
-      </w:r>
-      <w:proofErr w:type="spellStart"/>
-      <w:r>
-        <w:t>hidden_size</w:t>
-      </w:r>
-      <w:proofErr w:type="spellEnd"/>
-    </w:p>
-    <w:p>
-      <w:pPr>
-        <w:ind w:left="-5" w:right="5935"/>
-      </w:pPr>
-      <w:r>
-        <w:t xml:space="preserve">        </w:t>
-      </w:r>
-      <w:proofErr w:type="spellStart"/>
-      <w:proofErr w:type="gramStart"/>
-      <w:r>
-        <w:t>self.output</w:t>
-      </w:r>
-      <w:proofErr w:type="gramEnd"/>
-      <w:r>
-        <w:t>_size</w:t>
-      </w:r>
-      <w:proofErr w:type="spellEnd"/>
-      <w:r>
-        <w:t xml:space="preserve"> = </w:t>
-      </w:r>
-      <w:proofErr w:type="spellStart"/>
-      <w:r>
-        <w:t>output_size</w:t>
-      </w:r>
-      <w:proofErr w:type="spellEnd"/>
-    </w:p>
-    <w:p>
-      <w:pPr>
-        <w:ind w:left="-5" w:right="5935"/>
-      </w:pPr>
-    </w:p>
-    <w:p>
-      <w:pPr>
-        <w:ind w:left="-5" w:right="3123"/>
-      </w:pPr>
-      <w:r>
-        <w:t xml:space="preserve">        </w:t>
-      </w:r>
-      <w:proofErr w:type="gramStart"/>
-      <w:r>
-        <w:t>self.W</w:t>
-      </w:r>
-      <w:proofErr w:type="gramEnd"/>
-      <w:r>
-        <w:t xml:space="preserve">1 = </w:t>
-      </w:r>
-      <w:proofErr w:type="spellStart"/>
-      <w:proofErr w:type="gramStart"/>
-      <w:r>
-        <w:t>np.random</w:t>
-      </w:r>
-      <w:proofErr w:type="gramEnd"/>
-      <w:r>
-        <w:t>.</w:t>
-      </w:r>
-      <w:proofErr w:type="gramStart"/>
-      <w:r>
-        <w:t>randn</w:t>
-      </w:r>
-      <w:proofErr w:type="spellEnd"/>
-      <w:r>
-        <w:t>(</w:t>
-      </w:r>
-      <w:proofErr w:type="spellStart"/>
-      <w:proofErr w:type="gramEnd"/>
-      <w:r>
-        <w:t>input_size</w:t>
-      </w:r>
-      <w:proofErr w:type="spellEnd"/>
-      <w:r>
-        <w:t xml:space="preserve">, </w:t>
-      </w:r>
-      <w:proofErr w:type="spellStart"/>
-      <w:r>
-        <w:t>hidden_size</w:t>
-      </w:r>
-      <w:proofErr w:type="spellEnd"/>
-      <w:r>
-        <w:t>) * 0.5</w:t>
-      </w:r>
-    </w:p>
-    <w:p>
-      <w:pPr>
-        <w:ind w:left="-5" w:right="29"/>
-      </w:pPr>
-      <w:r>
-        <w:t xml:space="preserve">        </w:t>
-      </w:r>
-      <w:proofErr w:type="gramStart"/>
-      <w:r>
-        <w:t>self.b</w:t>
-      </w:r>
-      <w:proofErr w:type="gramEnd"/>
-      <w:r>
-        <w:t xml:space="preserve">1 = </w:t>
-      </w:r>
-      <w:proofErr w:type="spellStart"/>
-      <w:proofErr w:type="gramStart"/>
-      <w:r>
-        <w:t>np.zeros</w:t>
-      </w:r>
-      <w:proofErr w:type="spellEnd"/>
-      <w:proofErr w:type="gramEnd"/>
-      <w:r>
-        <w:t xml:space="preserve">((1, </w:t>
-      </w:r>
-      <w:proofErr w:type="spellStart"/>
-      <w:r>
-        <w:t>hidden_size</w:t>
-      </w:r>
-      <w:proofErr w:type="spellEnd"/>
-      <w:r>
-        <w:t>))</w:t>
-      </w:r>
-    </w:p>
-    <w:p>
-      <w:pPr>
-        <w:ind w:left="-5" w:right="2493"/>
-      </w:pPr>
-      <w:r>
-        <w:t xml:space="preserve">        </w:t>
-      </w:r>
-      <w:proofErr w:type="gramStart"/>
-      <w:r>
-        <w:t>self.W</w:t>
-      </w:r>
-      <w:proofErr w:type="gramEnd"/>
-      <w:r>
-        <w:t xml:space="preserve">2 = </w:t>
-      </w:r>
-      <w:proofErr w:type="spellStart"/>
-      <w:proofErr w:type="gramStart"/>
-      <w:r>
-        <w:t>np.random</w:t>
-      </w:r>
-      <w:proofErr w:type="gramEnd"/>
-      <w:r>
-        <w:t>.</w:t>
-      </w:r>
-      <w:proofErr w:type="gramStart"/>
-      <w:r>
-        <w:t>randn</w:t>
-      </w:r>
-      <w:proofErr w:type="spellEnd"/>
-      <w:r>
-        <w:t>(</w:t>
-      </w:r>
-      <w:proofErr w:type="spellStart"/>
-      <w:proofErr w:type="gramEnd"/>
-      <w:r>
-        <w:t>hidden_size</w:t>
-      </w:r>
-      <w:proofErr w:type="spellEnd"/>
-      <w:r>
-        <w:t xml:space="preserve">, </w:t>
-      </w:r>
-      <w:proofErr w:type="spellStart"/>
-      <w:r>
-        <w:t>output_size</w:t>
-      </w:r>
-      <w:proofErr w:type="spellEnd"/>
-      <w:r>
-        <w:t>)</w:t>
-      </w:r>
-    </w:p>
-    <w:p>
-      <w:pPr>
-        <w:ind w:left="-5" w:right="29"/>
-      </w:pPr>
-      <w:r>
-        <w:t xml:space="preserve">        </w:t>
-      </w:r>
-      <w:proofErr w:type="gramStart"/>
-      <w:r>
-        <w:t>self.b</w:t>
-      </w:r>
-      <w:proofErr w:type="gramEnd"/>
-      <w:r>
-        <w:t xml:space="preserve">2 = </w:t>
-      </w:r>
-      <w:proofErr w:type="spellStart"/>
-      <w:proofErr w:type="gramStart"/>
-      <w:r>
-        <w:t>np.zeros</w:t>
-      </w:r>
-      <w:proofErr w:type="spellEnd"/>
-      <w:proofErr w:type="gramEnd"/>
-      <w:r>
-        <w:t xml:space="preserve">((1, </w:t>
-      </w:r>
-      <w:proofErr w:type="spellStart"/>
-      <w:r>
-        <w:t>output_size</w:t>
-      </w:r>
-      <w:proofErr w:type="spellEnd"/>
-      <w:r>
-        <w:t>))</w:t>
-      </w:r>
-    </w:p>
-    <w:p>
-      <w:pPr>
-        <w:ind w:left="-5" w:right="5935"/>
-      </w:pPr>
-    </w:p>
-    <w:p>
-      <w:pPr>
-        <w:ind w:left="-5" w:right="5935"/>
-      </w:pPr>
-      <w:r>
-        <w:t xml:space="preserve">    def </w:t>
-      </w:r>
-      <w:proofErr w:type="gramStart"/>
-      <w:r>
-        <w:t>sigmoid(</w:t>
-      </w:r>
-      <w:proofErr w:type="gramEnd"/>
-      <w:r>
-        <w:t>self, x):</w:t>
-      </w:r>
-    </w:p>
-    <w:p>
-      <w:pPr>
-        <w:ind w:left="-5" w:right="3213"/>
-      </w:pPr>
-      <w:r>
-        <w:t xml:space="preserve">        return 1 / (1 + </w:t>
-      </w:r>
-      <w:proofErr w:type="spellStart"/>
-      <w:proofErr w:type="gramStart"/>
-      <w:r>
-        <w:t>np.exp</w:t>
-      </w:r>
-      <w:proofErr w:type="spellEnd"/>
-      <w:r>
-        <w:t>(</w:t>
-      </w:r>
-      <w:proofErr w:type="gramEnd"/>
-      <w:r>
-        <w:t>-</w:t>
-      </w:r>
-      <w:proofErr w:type="spellStart"/>
-      <w:proofErr w:type="gramStart"/>
-      <w:r>
-        <w:t>np.clip</w:t>
-      </w:r>
-      <w:proofErr w:type="spellEnd"/>
-      <w:proofErr w:type="gramEnd"/>
-      <w:r>
-        <w:t>(x, -250, 250)))</w:t>
-      </w:r>
-    </w:p>
-    <w:p>
-      <w:pPr>
-        <w:ind w:left="-5" w:right="5935"/>
-      </w:pPr>
-      <w:r>
-        <w:t xml:space="preserve">    </w:t>
-      </w:r>
-    </w:p>
-    <w:p>
-      <w:pPr>
-        <w:ind w:left="-5" w:right="5935"/>
-      </w:pPr>
-      <w:r>
-        <w:t xml:space="preserve">    def </w:t>
-      </w:r>
-      <w:proofErr w:type="spellStart"/>
-      <w:proofErr w:type="gramStart"/>
-      <w:r>
-        <w:t>fwd</w:t>
-      </w:r>
-      <w:proofErr w:type="spellEnd"/>
-      <w:r>
-        <w:t>(</w:t>
-      </w:r>
-      <w:proofErr w:type="gramEnd"/>
-      <w:r>
-        <w:t>self, X):</w:t>
-      </w:r>
-    </w:p>
-    <w:p>
-      <w:pPr>
-        <w:ind w:left="-5" w:right="2192"/>
-      </w:pPr>
-      <w:r>
-        <w:t xml:space="preserve">        </w:t>
-      </w:r>
-      <w:proofErr w:type="gramStart"/>
-      <w:r>
-        <w:t>self.z</w:t>
-      </w:r>
-      <w:proofErr w:type="gramEnd"/>
-      <w:r>
-        <w:t xml:space="preserve">1 = </w:t>
-      </w:r>
-      <w:proofErr w:type="gramStart"/>
-      <w:r>
-        <w:t>np.dot(</w:t>
-      </w:r>
-      <w:proofErr w:type="gramEnd"/>
-      <w:r>
-        <w:t xml:space="preserve">X, </w:t>
-      </w:r>
-      <w:proofErr w:type="gramStart"/>
-      <w:r>
-        <w:t>self.W</w:t>
-      </w:r>
-      <w:proofErr w:type="gramEnd"/>
-      <w:r>
-        <w:t xml:space="preserve">1) + </w:t>
-      </w:r>
-      <w:proofErr w:type="gramStart"/>
-      <w:r>
-        <w:t>self.b</w:t>
-      </w:r>
-      <w:proofErr w:type="gramEnd"/>
-      <w:r>
-        <w:t>1</w:t>
-      </w:r>
-    </w:p>
-    <w:p>
-      <w:pPr>
-        <w:ind w:left="-5" w:right="3272"/>
-      </w:pPr>
-      <w:r>
-        <w:t xml:space="preserve">        </w:t>
-      </w:r>
-      <w:proofErr w:type="gramStart"/>
-      <w:r>
-        <w:t>self.a</w:t>
-      </w:r>
-      <w:proofErr w:type="gramEnd"/>
-      <w:r>
-        <w:t xml:space="preserve">1 = </w:t>
-      </w:r>
-      <w:proofErr w:type="spellStart"/>
-      <w:proofErr w:type="gramStart"/>
-      <w:r>
-        <w:t>self.sigmoid</w:t>
-      </w:r>
-      <w:proofErr w:type="spellEnd"/>
-      <w:proofErr w:type="gramEnd"/>
-      <w:r>
-        <w:t>(</w:t>
-      </w:r>
-      <w:proofErr w:type="gramStart"/>
-      <w:r>
-        <w:t>self.z</w:t>
-      </w:r>
-      <w:proofErr w:type="gramEnd"/>
-      <w:r>
-        <w:t>1)</w:t>
-      </w:r>
-    </w:p>
-    <w:p>
-      <w:pPr>
-        <w:ind w:left="-5" w:right="3002"/>
-      </w:pPr>
-      <w:r>
-        <w:t xml:space="preserve">        </w:t>
-      </w:r>
-      <w:proofErr w:type="gramStart"/>
-      <w:r>
-        <w:t>self.z</w:t>
-      </w:r>
-      <w:proofErr w:type="gramEnd"/>
-      <w:r>
-        <w:t xml:space="preserve">2 = </w:t>
-      </w:r>
-      <w:proofErr w:type="gramStart"/>
-      <w:r>
-        <w:t>np.dot(self.a</w:t>
-      </w:r>
-      <w:proofErr w:type="gramEnd"/>
-      <w:r>
-        <w:t xml:space="preserve">1, </w:t>
-      </w:r>
-      <w:proofErr w:type="gramStart"/>
-      <w:r>
-        <w:t>self.W</w:t>
-      </w:r>
-      <w:proofErr w:type="gramEnd"/>
-      <w:r>
-        <w:t xml:space="preserve">2) + </w:t>
-      </w:r>
-      <w:proofErr w:type="gramStart"/>
-      <w:r>
-        <w:t>self.b</w:t>
-      </w:r>
-      <w:proofErr w:type="gramEnd"/>
-      <w:r>
-        <w:t>2</w:t>
-      </w:r>
-    </w:p>
-    <w:p>
-      <w:pPr>
-        <w:ind w:left="-5" w:right="4352"/>
-      </w:pPr>
-      <w:r>
-        <w:t xml:space="preserve">        </w:t>
-      </w:r>
-      <w:proofErr w:type="gramStart"/>
-      <w:r>
-        <w:t>self.a</w:t>
-      </w:r>
-      <w:proofErr w:type="gramEnd"/>
-      <w:r>
-        <w:t xml:space="preserve">2 = </w:t>
-      </w:r>
-      <w:proofErr w:type="spellStart"/>
-      <w:proofErr w:type="gramStart"/>
-      <w:r>
-        <w:t>self.sigmoid</w:t>
-      </w:r>
-      <w:proofErr w:type="spellEnd"/>
-      <w:proofErr w:type="gramEnd"/>
-      <w:r>
-        <w:t>(</w:t>
-      </w:r>
-      <w:proofErr w:type="gramStart"/>
-      <w:r>
-        <w:t>self.z</w:t>
-      </w:r>
-      <w:proofErr w:type="gramEnd"/>
-      <w:r>
-        <w:t>2)</w:t>
-      </w:r>
-    </w:p>
-    <w:p>
-      <w:pPr>
-        <w:ind w:left="-5" w:right="5935"/>
-      </w:pPr>
-      <w:r>
-        <w:t xml:space="preserve">        return </w:t>
-      </w:r>
-      <w:proofErr w:type="gramStart"/>
-      <w:r>
-        <w:t>self.a</w:t>
-      </w:r>
-      <w:proofErr w:type="gramEnd"/>
-      <w:r>
-        <w:t>2</w:t>
-      </w:r>
-    </w:p>
-    <w:p>
-      <w:pPr>
-        <w:ind w:left="-5" w:right="5935"/>
-      </w:pPr>
-      <w:r>
-        <w:t xml:space="preserve">    </w:t>
-      </w:r>
-    </w:p>
-    <w:p>
-      <w:pPr>
-        <w:ind w:left="-5" w:right="1742"/>
-      </w:pPr>
-      <w:r>
-        <w:t xml:space="preserve">neuron = </w:t>
-      </w:r>
-      <w:proofErr w:type="gramStart"/>
-      <w:r>
-        <w:t>Neuron(</w:t>
-      </w:r>
-      <w:proofErr w:type="gramEnd"/>
-      <w:r>
-        <w:t>3, activation='sigmoid')</w:t>
-      </w:r>
-    </w:p>
-    <w:p>
-      <w:pPr>
-        <w:ind w:left="-5" w:right="2552"/>
-      </w:pPr>
-      <w:r>
-        <w:t xml:space="preserve">inputs = </w:t>
-      </w:r>
-      <w:proofErr w:type="spellStart"/>
-      <w:proofErr w:type="gramStart"/>
-      <w:r>
-        <w:t>np.array</w:t>
-      </w:r>
-      <w:proofErr w:type="spellEnd"/>
-      <w:proofErr w:type="gramEnd"/>
-      <w:r>
-        <w:t>([0.5, -0.2, 0.8])</w:t>
-      </w:r>
-    </w:p>
-    <w:p>
-      <w:pPr>
-        <w:ind w:left="-5" w:right="5935"/>
-      </w:pPr>
-      <w:r>
-        <w:t xml:space="preserve">outputs = </w:t>
-      </w:r>
-      <w:proofErr w:type="spellStart"/>
-      <w:r>
-        <w:t>neuron.fwd</w:t>
-      </w:r>
-      <w:proofErr w:type="spellEnd"/>
-      <w:r>
-        <w:t>(inputs)</w:t>
-      </w:r>
-    </w:p>
-    <w:p>
-      <w:pPr>
-        <w:ind w:left="-5" w:right="3002"/>
-      </w:pPr>
-      <w:proofErr w:type="gramStart"/>
-      <w:r>
-        <w:t>print(</w:t>
-      </w:r>
-      <w:proofErr w:type="spellStart"/>
-      <w:proofErr w:type="gramEnd"/>
-      <w:r>
-        <w:t>f"Neuron</w:t>
-      </w:r>
-      <w:proofErr w:type="spellEnd"/>
-      <w:r>
-        <w:t xml:space="preserve"> output: {outputs:.4f}")</w:t>
-      </w:r>
-    </w:p>
-    <w:p>
-      <w:pPr>
-        <w:ind w:left="-5" w:right="5935"/>
-      </w:pPr>
-    </w:p>
-    <w:p>
-      <w:pPr>
-        <w:ind w:left="-5" w:right="5935"/>
-      </w:pPr>
-      <w:proofErr w:type="spellStart"/>
-      <w:r>
-        <w:t>plot_activation_</w:t>
-      </w:r>
-      <w:proofErr w:type="gramStart"/>
-      <w:r>
-        <w:t>functions</w:t>
-      </w:r>
-      <w:proofErr w:type="spellEnd"/>
-      <w:r>
-        <w:t>(</w:t>
-      </w:r>
-      <w:proofErr w:type="gramEnd"/>
-      <w:r>
-        <w:t>)</w:t>
-      </w:r>
-    </w:p>
-    <w:p>
-      <w:pPr>
-        <w:ind w:left="-5" w:right="5935"/>
-      </w:pPr>
-    </w:p>
-    <w:p>
-      <w:pPr>
-        <w:ind w:left="-5" w:right="3182"/>
-      </w:pPr>
-      <w:r>
-        <w:t xml:space="preserve">network = </w:t>
-      </w:r>
-      <w:proofErr w:type="spellStart"/>
-      <w:proofErr w:type="gramStart"/>
-      <w:r>
-        <w:t>SimpleNetwork</w:t>
-      </w:r>
-      <w:proofErr w:type="spellEnd"/>
-      <w:r>
-        <w:t>(</w:t>
-      </w:r>
-      <w:proofErr w:type="gramEnd"/>
-      <w:r>
-        <w:t>2, 4, 1)</w:t>
-      </w:r>
-    </w:p>
-    <w:p>
-      <w:pPr>
-        <w:ind w:left="-5" w:right="5935"/>
-      </w:pPr>
-      <w:r>
-        <w:t xml:space="preserve">X = </w:t>
-      </w:r>
-      <w:proofErr w:type="spellStart"/>
-      <w:proofErr w:type="gramStart"/>
-      <w:r>
-        <w:t>np.random</w:t>
-      </w:r>
-      <w:proofErr w:type="gramEnd"/>
-      <w:r>
-        <w:t>.</w:t>
-      </w:r>
-      <w:proofErr w:type="gramStart"/>
-      <w:r>
-        <w:t>randn</w:t>
-      </w:r>
-      <w:proofErr w:type="spellEnd"/>
-      <w:r>
-        <w:t>(</w:t>
-      </w:r>
-      <w:proofErr w:type="gramEnd"/>
-      <w:r>
-        <w:t>5, 2)</w:t>
-      </w:r>
-    </w:p>
-    <w:p>
-      <w:pPr>
-        <w:ind w:left="-5" w:right="5935"/>
-      </w:pPr>
-      <w:r>
-        <w:t xml:space="preserve">output = </w:t>
-      </w:r>
-      <w:proofErr w:type="spellStart"/>
-      <w:r>
-        <w:t>network.fwd</w:t>
-      </w:r>
-      <w:proofErr w:type="spellEnd"/>
-      <w:r>
-        <w:t>(X)</w:t>
-      </w:r>
-    </w:p>
-    <w:p>
-      <w:pPr>
-        <w:ind w:left="-5" w:right="2822"/>
-      </w:pPr>
-      <w:proofErr w:type="gramStart"/>
-      <w:r>
-        <w:t>print(</w:t>
-      </w:r>
-      <w:proofErr w:type="spellStart"/>
-      <w:proofErr w:type="gramEnd"/>
-      <w:r>
-        <w:t>f"Network</w:t>
-      </w:r>
-      <w:proofErr w:type="spellEnd"/>
-      <w:r>
-        <w:t xml:space="preserve"> output shape: {</w:t>
-      </w:r>
-      <w:proofErr w:type="spellStart"/>
-      <w:proofErr w:type="gramStart"/>
-      <w:r>
-        <w:t>output.shape</w:t>
-      </w:r>
-      <w:proofErr w:type="spellEnd"/>
-      <w:proofErr w:type="gramEnd"/>
-      <w:r>
-        <w:t>}")</w:t>
-      </w:r>
-    </w:p>
-    <w:p>
-      <w:pPr>
-        <w:ind w:left="-5" w:right="2822"/>
-      </w:pPr>
-      <w:proofErr w:type="gramStart"/>
-      <w:r>
-        <w:t>print(</w:t>
-      </w:r>
-      <w:proofErr w:type="spellStart"/>
-      <w:proofErr w:type="gramEnd"/>
-      <w:r>
-        <w:t>f"Sample</w:t>
-      </w:r>
-      <w:proofErr w:type="spellEnd"/>
-      <w:r>
-        <w:t xml:space="preserve"> outputs: {</w:t>
-      </w:r>
-      <w:proofErr w:type="spellStart"/>
-      <w:proofErr w:type="gramStart"/>
-      <w:r>
-        <w:t>output.flatten</w:t>
-      </w:r>
-      <w:proofErr w:type="spellEnd"/>
-      <w:proofErr w:type="gramEnd"/>
-      <w:r>
-        <w:t>}</w:t>
-      </w:r>
-      <w:r>
-        <w:t>"</w:t>
-      </w:r>
-      <w:r>
-        <w:t>)</w:t>
-      </w:r>
-    </w:p>
-    <w:p>
-      <w:pPr>
-        <w:ind w:left="-5" w:right="1095"/>
-      </w:pPr>
+        <w:ind w:left="-5" w:right="1095"/>
+        <w:rPr>
+          <w:bCs/>
+          <w:szCs w:val="20"/>
+        </w:rPr>
+      </w:pPr>
+      <w:r>
+        <w:rPr>
+          <w:bCs/>
+          <w:szCs w:val="20"/>
+        </w:rPr>
+        <w:t xml:space="preserve">    plt.figure(figsize=(12, 3))</w:t>
+      </w:r>
+    </w:p>
+    <w:p>
+      <w:pPr>
+        <w:ind w:left="-5" w:right="1095"/>
+        <w:rPr>
+          <w:bCs/>
+          <w:szCs w:val="20"/>
+        </w:rPr>
+      </w:pPr>
+      <w:r>
+        <w:rPr>
+          <w:bCs/>
+          <w:szCs w:val="20"/>
+        </w:rPr>
+        <w:t xml:space="preserve">    for i in range(3):</w:t>
+      </w:r>
+    </w:p>
+    <w:p>
+      <w:pPr>
+        <w:ind w:left="-5" w:right="1095"/>
+        <w:rPr>
+          <w:bCs/>
+          <w:szCs w:val="20"/>
+        </w:rPr>
+      </w:pPr>
+      <w:r>
+        <w:rPr>
+          <w:bCs/>
+          <w:szCs w:val="20"/>
+        </w:rPr>
+        <w:t xml:space="preserve">        plt.subplot(1, 3, i+1)</w:t>
+      </w:r>
+    </w:p>
+    <w:p>
+      <w:pPr>
+        <w:ind w:left="-5" w:right="1095"/>
+        <w:rPr>
+          <w:bCs/>
+          <w:szCs w:val="20"/>
+        </w:rPr>
+      </w:pPr>
+      <w:r>
+        <w:rPr>
+          <w:bCs/>
+          <w:szCs w:val="20"/>
+        </w:rPr>
+        <w:t xml:space="preserve">        plt.plot(x, funcs[i], linewidth=2)</w:t>
+      </w:r>
+    </w:p>
+    <w:p>
+      <w:pPr>
+        <w:ind w:left="-5" w:right="1095"/>
+        <w:rPr>
+          <w:bCs/>
+          <w:szCs w:val="20"/>
+        </w:rPr>
+      </w:pPr>
+      <w:r>
+        <w:rPr>
+          <w:bCs/>
+          <w:szCs w:val="20"/>
+        </w:rPr>
+        <w:t xml:space="preserve">        plt.title(names[i])</w:t>
+      </w:r>
+    </w:p>
+    <w:p>
+      <w:pPr>
+        <w:ind w:left="-5" w:right="1095"/>
+        <w:rPr>
+          <w:bCs/>
+          <w:szCs w:val="20"/>
+        </w:rPr>
+      </w:pPr>
+      <w:r>
+        <w:rPr>
+          <w:bCs/>
+          <w:szCs w:val="20"/>
+        </w:rPr>
+        <w:t xml:space="preserve">        plt.grid(True)</w:t>
+      </w:r>
+    </w:p>
+    <w:p>
+      <w:pPr>
+        <w:ind w:left="-5" w:right="1095"/>
+        <w:rPr>
+          <w:bCs/>
+          <w:szCs w:val="20"/>
+        </w:rPr>
+      </w:pPr>
+      <w:r>
+        <w:rPr>
+          <w:bCs/>
+          <w:szCs w:val="20"/>
+        </w:rPr>
+        <w:t xml:space="preserve">    plt.show()</w:t>
+      </w:r>
+    </w:p>
+    <w:p>
+      <w:pPr>
+        <w:ind w:left="-5" w:right="1095"/>
+        <w:rPr>
+          <w:bCs/>
+          <w:szCs w:val="20"/>
+        </w:rPr>
+      </w:pPr>
+    </w:p>
+    <w:p>
+      <w:pPr>
+        <w:ind w:left="-5" w:right="1095"/>
+        <w:rPr>
+          <w:bCs/>
+          <w:szCs w:val="20"/>
+        </w:rPr>
+      </w:pPr>
+      <w:r>
+        <w:rPr>
+          <w:bCs/>
+          <w:szCs w:val="20"/>
+        </w:rPr>
+        <w:t>node = SimpleNeuron(3, mode='sigmoid')</w:t>
+      </w:r>
+    </w:p>
+    <w:p>
+      <w:pPr>
+        <w:ind w:left="-5" w:right="1095"/>
+        <w:rPr>
+          <w:bCs/>
+          <w:szCs w:val="20"/>
+        </w:rPr>
+      </w:pPr>
+      <w:r>
+        <w:rPr>
+          <w:bCs/>
+          <w:szCs w:val="20"/>
+        </w:rPr>
+        <w:t>print(f"Neuron Output: {node.forward(np.array([0.5, -0.2, 0.8])):.4f}")</w:t>
+      </w:r>
+    </w:p>
+    <w:p>
+      <w:pPr>
+        <w:ind w:left="-5" w:right="1095"/>
+        <w:rPr>
+          <w:bCs/>
+          <w:szCs w:val="20"/>
+        </w:rPr>
+      </w:pPr>
+    </w:p>
+    <w:p>
+      <w:pPr>
+        <w:ind w:left="-5" w:right="1095"/>
+        <w:rPr>
+          <w:bCs/>
+          <w:szCs w:val="20"/>
+        </w:rPr>
+      </w:pPr>
+      <w:r>
+        <w:rPr>
+          <w:bCs/>
+          <w:szCs w:val="20"/>
+        </w:rPr>
+        <w:t>net = NeuralNet(2, 4, 1)</w:t>
+      </w:r>
+    </w:p>
+    <w:p>
+      <w:pPr>
+        <w:ind w:left="-5" w:right="1095"/>
+        <w:rPr>
+          <w:bCs/>
+          <w:szCs w:val="20"/>
+        </w:rPr>
+      </w:pPr>
+      <w:r>
+        <w:rPr>
+          <w:bCs/>
+          <w:szCs w:val="20"/>
+        </w:rPr>
+        <w:t>print(f"Network Shape: {net.run(np.random.randn(5, 2)).shape}")</w:t>
+      </w:r>
+    </w:p>
+    <w:p>
+      <w:pPr>
+        <w:ind w:left="-5" w:right="1095"/>
+      </w:pPr>
+      <w:r>
+        <w:rPr>
+          <w:bCs/>
+          <w:szCs w:val="20"/>
+        </w:rPr>
+        <w:t>plot_functions()</w:t>
+      </w:r>
       <w:r>
         <w:t xml:space="preserve">  </w:t>
       </w:r>
@@ -2305,12 +1138,18 @@
       <w:pPr>
         <w:spacing w:line="259" w:lineRule="auto"/>
         <w:ind w:right="0"/>
+        <w:rPr>
+          <w:sz w:val="24"/>
+          <w:szCs w:val="22"/>
+        </w:rPr>
       </w:pPr>
       <w:r>
         <w:rPr>
           <w:b/>
-          <w:sz w:val="24"/>
-        </w:rPr>
+          <w:sz w:val="28"/>
+          <w:szCs w:val="22"/>
+        </w:rPr>
+        <w:lastRenderedPageBreak/>
         <w:t xml:space="preserve">OUTPUTS: </w:t>
       </w:r>
     </w:p>
@@ -2319,38 +1158,23 @@
         <w:ind w:left="0" w:right="0" w:firstLine="0"/>
       </w:pPr>
       <w:r>
-        <w:rPr>
-          <w:noProof/>
-        </w:rPr>
         <w:drawing>
-          <wp:anchor distT="0" distB="0" distL="114300" distR="114300" simplePos="0" relativeHeight="251663360" behindDoc="0" locked="0" layoutInCell="1" allowOverlap="1" wp14:anchorId="610BA71E" wp14:editId="03C2B436">
-            <wp:simplePos x="0" y="0"/>
-            <wp:positionH relativeFrom="margin">
-              <wp:align>left</wp:align>
-            </wp:positionH>
-            <wp:positionV relativeFrom="paragraph">
-              <wp:posOffset>187681</wp:posOffset>
-            </wp:positionV>
-            <wp:extent cx="5943600" cy="1555750"/>
-            <wp:effectExtent l="0" t="0" r="0" b="6350"/>
-            <wp:wrapTopAndBottom/>
-            <wp:docPr id="7718" name="Picture 7718"/>
-            <wp:cNvGraphicFramePr/>
+          <wp:inline distT="0" distB="0" distL="0" distR="0" wp14:anchorId="59BC5DA1" wp14:editId="29AC4104">
+            <wp:extent cx="5733415" cy="1788160"/>
+            <wp:effectExtent l="0" t="0" r="635" b="2540"/>
+            <wp:docPr id="348179905" name="Picture 1"/>
+            <wp:cNvGraphicFramePr>
+              <a:graphicFrameLocks xmlns:a="http://schemas.openxmlformats.org/drawingml/2006/main" noChangeAspect="1"/>
+            </wp:cNvGraphicFramePr>
             <a:graphic xmlns:a="http://schemas.openxmlformats.org/drawingml/2006/main">
               <a:graphicData uri="http://schemas.openxmlformats.org/drawingml/2006/picture">
                 <pic:pic xmlns:pic="http://schemas.openxmlformats.org/drawingml/2006/picture">
                   <pic:nvPicPr>
-                    <pic:cNvPr id="7718" name="Picture 7718"/>
+                    <pic:cNvPr id="348179905" name=""/>
                     <pic:cNvPicPr/>
                   </pic:nvPicPr>
                   <pic:blipFill>
-                    <a:blip r:embed="rId5" cstate="print">
-                      <a:extLst>
-                        <a:ext uri="{28A0092B-C50C-407E-A947-70E740481C1C}">
-                          <a14:useLocalDpi xmlns:a14="http://schemas.microsoft.com/office/drawing/2010/main" val="0"/>
-                        </a:ext>
-                      </a:extLst>
-                    </a:blip>
+                    <a:blip r:embed="rId5"/>
                     <a:stretch>
                       <a:fillRect/>
                     </a:stretch>
@@ -2358,7 +1182,7 @@
                   <pic:spPr>
                     <a:xfrm>
                       <a:off x="0" y="0"/>
-                      <a:ext cx="5943600" cy="1555750"/>
+                      <a:ext cx="5733415" cy="1788160"/>
                     </a:xfrm>
                     <a:prstGeom prst="rect">
                       <a:avLst/>
@@ -2367,97 +1191,70 @@
                 </pic:pic>
               </a:graphicData>
             </a:graphic>
-            <wp14:sizeRelH relativeFrom="page">
-              <wp14:pctWidth>0</wp14:pctWidth>
-            </wp14:sizeRelH>
-            <wp14:sizeRelV relativeFrom="page">
-              <wp14:pctHeight>0</wp14:pctHeight>
-            </wp14:sizeRelV>
-          </wp:anchor>
+          </wp:inline>
         </w:drawing>
       </w:r>
       <w:r>
-        <w:t xml:space="preserve">Neuron output: 0.4979 </w:t>
-      </w:r>
-    </w:p>
-    <w:p>
-      <w:pPr>
-        <w:spacing w:after="0" w:line="259" w:lineRule="auto"/>
+        <w:t xml:space="preserve"> </w:t>
+      </w:r>
+      <w:r>
+        <w:br/>
+      </w:r>
+      <w:r>
+        <w:br/>
+      </w:r>
+      <w:r>
+        <w:t>Neuron Output: 0.5607</w:t>
+      </w:r>
+    </w:p>
+    <w:p>
+      <w:pPr>
         <w:ind w:left="0" w:right="0" w:firstLine="0"/>
-        <w:jc w:val="right"/>
-      </w:pPr>
-      <w:r>
         <w:rPr>
           <w:b/>
           <w:sz w:val="24"/>
         </w:rPr>
-        <w:t xml:space="preserve"> </w:t>
-      </w:r>
-    </w:p>
-    <w:p>
-      <w:pPr>
-        <w:spacing w:after="25"/>
-        <w:ind w:right="1095"/>
-      </w:pPr>
-      <w:r>
-        <w:t xml:space="preserve">Network output shape: (5, 1) </w:t>
-      </w:r>
-    </w:p>
-    <w:p>
-      <w:pPr>
-        <w:ind w:right="1095"/>
-      </w:pPr>
-      <w:r>
-        <w:t xml:space="preserve">Sample outputs: [0.20838155 0.19331024 0.20639103 0.19175342 0.18570214] </w:t>
-      </w:r>
-    </w:p>
-    <w:p>
-      <w:pPr>
-        <w:spacing w:after="7" w:line="259" w:lineRule="auto"/>
-        <w:ind w:left="0" w:right="0" w:firstLine="0"/>
-      </w:pPr>
-    </w:p>
-    <w:p>
-      <w:pPr>
-        <w:spacing w:after="160" w:line="278" w:lineRule="auto"/>
-        <w:ind w:left="0" w:right="0" w:firstLine="0"/>
-        <w:rPr>
-          <w:b/>
-          <w:sz w:val="24"/>
-        </w:rPr>
-      </w:pPr>
-      <w:r>
-        <w:rPr>
-          <w:b/>
-          <w:sz w:val="24"/>
-        </w:rPr>
-        <w:br w:type="page"/>
+      </w:pPr>
+      <w:r>
+        <w:t>Network Shape: (5, 1)</w:t>
+      </w:r>
+      <w:r>
+        <w:br/>
+      </w:r>
+      <w:r>
+        <w:br/>
       </w:r>
     </w:p>
     <w:p>
       <w:pPr>
         <w:spacing w:after="177" w:line="259" w:lineRule="auto"/>
         <w:ind w:right="0"/>
+        <w:rPr>
+          <w:sz w:val="24"/>
+          <w:szCs w:val="22"/>
+        </w:rPr>
       </w:pPr>
       <w:r>
         <w:rPr>
           <w:b/>
-          <w:sz w:val="24"/>
-        </w:rPr>
-        <w:lastRenderedPageBreak/>
+          <w:sz w:val="28"/>
+          <w:szCs w:val="22"/>
+        </w:rPr>
         <w:t>C</w:t>
       </w:r>
       <w:r>
         <w:rPr>
           <w:b/>
-          <w:sz w:val="24"/>
+          <w:sz w:val="28"/>
+          <w:szCs w:val="22"/>
         </w:rPr>
         <w:t>ONCLUSION</w:t>
       </w:r>
       <w:r>
         <w:rPr>
           <w:b/>
-          <w:sz w:val="24"/>
+          <w:sz w:val="28"/>
+          <w:szCs w:val="22"/>
         </w:rPr>
         <w:t xml:space="preserve">: </w:t>
       </w:r>
@@ -2472,49 +1269,7 @@
         <w:rPr>
           <w:sz w:val="24"/>
         </w:rPr>
-        <w:t xml:space="preserve">The implementation demonstrates how a single neuron and a minimal feedforward network transform inputs through affine mappings followed by nonlinear activations. The plotted activation functions highlight characteristic behaviors—sigmoid and tanh saturate for large magnitudes while </w:t>
-      </w:r>
-      <w:proofErr w:type="spellStart"/>
-      <w:r>
-        <w:rPr>
-          <w:sz w:val="24"/>
-        </w:rPr>
-        <w:t>ReLU</w:t>
-      </w:r>
-      <w:proofErr w:type="spellEnd"/>
-      <w:r>
-        <w:rPr>
-          <w:sz w:val="24"/>
-        </w:rPr>
-        <w:t xml:space="preserve"> is piecewise linear with sparsity for negatives. Forward passes produce outputs of expected shapes (e.g., (5, 1) for a 5×2 input batch), confirming correct vectorized operations. Because parameters are randomly initialized and no training is performed, outputs are not meaningful predictions; nonetheless, the exercise clarifies forward propagation mechanics, numerical stability considerations (input clipping for sigmoid), and how activation choices affect signal flow. Potential next steps include adding loss functions, backpropagation with gradient descent, experimenting with </w:t>
-      </w:r>
-      <w:proofErr w:type="spellStart"/>
-      <w:r>
-        <w:rPr>
-          <w:sz w:val="24"/>
-        </w:rPr>
-        <w:t>ReLU</w:t>
-      </w:r>
-      <w:proofErr w:type="spellEnd"/>
-      <w:r>
-        <w:rPr>
-          <w:sz w:val="24"/>
-        </w:rPr>
-        <w:t xml:space="preserve"> or </w:t>
-      </w:r>
-      <w:proofErr w:type="spellStart"/>
-      <w:r>
-        <w:rPr>
-          <w:sz w:val="24"/>
-        </w:rPr>
-        <w:t>LeakyReLU</w:t>
-      </w:r>
-      <w:proofErr w:type="spellEnd"/>
-      <w:r>
-        <w:rPr>
-          <w:sz w:val="24"/>
-        </w:rPr>
-        <w:t xml:space="preserve"> in hidden layers, and seeding randomness for reproducibility.</w:t>
+        <w:t>This experiment demonstrates forward propagation in a single neuron and a simple feedforward neural network using affine transformations followed by nonlinear activation functions. The activation plots show that sigmoid and tanh saturate at large input values, while ReLU remains piecewise linear with zero output for negative inputs. The forward pass produces outputs with correct dimensions, such as (5, 1) for a 5×2 input batch, confirming proper vectorized computation. Since weights are randomly initialized and no training is performed, the outputs are not predictive, but the lab clearly illustrates activation behavior, numerical stability considerations, and the effect of activation functions on signal flow.</w:t>
       </w:r>
       <w:r>
         <w:rPr>
@@ -5058,6 +3813,26 @@
       <w:contextualSpacing/>
     </w:pPr>
   </w:style>
+  <w:style w:type="paragraph" w:styleId="NormalWeb">
+    <w:name w:val="Normal (Web)"/>
+    <w:basedOn w:val="Normal"/>
+    <w:uiPriority w:val="99"/>
+    <w:semiHidden/>
+    <w:unhideWhenUsed/>
+    <w:rsid w:val="00EE5A13"/>
+    <w:pPr>
+      <w:spacing w:before="100" w:beforeAutospacing="1" w:after="100" w:afterAutospacing="1" w:line="240" w:lineRule="auto"/>
+      <w:ind w:left="0" w:right="0" w:firstLine="0"/>
+    </w:pPr>
+    <w:rPr>
+      <w:color w:val="auto"/>
+      <w:kern w:val="0"/>
+      <w:sz w:val="24"/>
+      <w:szCs w:val="24"/>
+      <w:lang w:bidi="ar-SA"/>
+      <w14:ligatures w14:val="none"/>
+    </w:rPr>
+  </w:style>
 </w:styles>
 </file>
 
